--- a/classes/biofisica/mecanica-fluidos/res/taller-fluidos-solucionario.docx
+++ b/classes/biofisica/mecanica-fluidos/res/taller-fluidos-solucionario.docx
@@ -438,23 +438,13 @@
         </w:rPr>
         <w:t>ρ</w:t>
       </w:r>
-      <w:proofErr w:type="spellStart"/>
-      <w:r>
-        <w:rPr>
-          <w:sz w:val="20"/>
-          <w:szCs w:val="20"/>
-          <w:lang w:val="es-CO"/>
-        </w:rPr>
-        <w:t>gh</w:t>
-      </w:r>
-      <w:proofErr w:type="spellEnd"/>
-      <w:r>
-        <w:rPr>
-          <w:sz w:val="20"/>
-          <w:szCs w:val="20"/>
-          <w:lang w:val="es-CO"/>
-        </w:rPr>
-        <w:t>. En el aire, al ser compresible, la densidad disminuye con la altura, por lo que la presión decae de forma aproximadamente exponencial (relación derivada de la ecuación barométrica). La compresibilidad del fluido es justamente lo que determina si la relación P-vs-profundidad/altura es lineal o exponencial.</w:t>
+      <w:r>
+        <w:rPr>
+          <w:sz w:val="20"/>
+          <w:szCs w:val="20"/>
+          <w:lang w:val="es-CO"/>
+        </w:rPr>
+        <w:t>gh. En el aire, al ser compresible, la densidad disminuye con la altura, por lo que la presión decae de forma aproximadamente exponencial (relación derivada de la ecuación barométrica). La compresibilidad del fluido es justamente lo que determina si la relación P-vs-profundidad/altura es lineal o exponencial.</w:t>
       </w:r>
     </w:p>
     <w:p>
@@ -614,13 +604,10 @@
           <w:szCs w:val="20"/>
           <w:lang w:val="es-CO"/>
         </w:rPr>
-        <w:t xml:space="preserve">P₀ = 1.013 × 10⁵ </w:t>
-      </w:r>
-      <w:proofErr w:type="spellStart"/>
-      <w:r>
-        <w:rPr>
-          <w:b/>
-          <w:bCs/>
+        <w:t>P₀ = 1.013 × 10⁵ Pa</w:t>
+      </w:r>
+      <w:r>
+        <w:rPr>
           <w:i/>
           <w:iCs/>
           <w:color w:val="444444"/>
@@ -628,18 +615,6 @@
           <w:szCs w:val="20"/>
           <w:lang w:val="es-CO"/>
         </w:rPr>
-        <w:t>Pa</w:t>
-      </w:r>
-      <w:proofErr w:type="spellEnd"/>
-      <w:r>
-        <w:rPr>
-          <w:i/>
-          <w:iCs/>
-          <w:color w:val="444444"/>
-          <w:sz w:val="20"/>
-          <w:szCs w:val="20"/>
-          <w:lang w:val="es-CO"/>
-        </w:rPr>
         <w:t>.</w:t>
       </w:r>
     </w:p>
@@ -662,21 +637,7 @@
         <w:rPr>
           <w:lang w:val="es-CO"/>
         </w:rPr>
-        <w:t xml:space="preserve">Calcula la presión hidrostática absoluta a 150 m (en </w:t>
-      </w:r>
-      <w:proofErr w:type="spellStart"/>
-      <w:r>
-        <w:rPr>
-          <w:lang w:val="es-CO"/>
-        </w:rPr>
-        <w:t>Pa</w:t>
-      </w:r>
-      <w:proofErr w:type="spellEnd"/>
-      <w:r>
-        <w:rPr>
-          <w:lang w:val="es-CO"/>
-        </w:rPr>
-        <w:t xml:space="preserve"> y atm). Justifica por qué esta presión representa un reto fisiológico para los tejidos del animal.</w:t>
+        <w:t>Calcula la presión hidrostática absoluta a 150 m (en Pa y atm). Justifica por qué esta presión representa un reto fisiológico para los tejidos del animal.</w:t>
       </w:r>
     </w:p>
     <w:p>
@@ -726,19 +687,8 @@
           <w:szCs w:val="20"/>
           <w:lang w:val="es-CO"/>
         </w:rPr>
-        <w:t>·</w:t>
-      </w:r>
-      <w:proofErr w:type="spellStart"/>
-      <w:r>
-        <w:rPr>
-          <w:rFonts w:ascii="Courier New" w:eastAsia="Courier New" w:hAnsi="Courier New" w:cs="Courier New"/>
-          <w:sz w:val="20"/>
-          <w:szCs w:val="20"/>
-          <w:lang w:val="es-CO"/>
-        </w:rPr>
-        <w:t>g·h</w:t>
-      </w:r>
-      <w:proofErr w:type="spellEnd"/>
+        <w:t>·g·h</w:t>
+      </w:r>
     </w:p>
     <w:p>
       <w:pPr>
@@ -785,83 +735,30 @@
           <w:szCs w:val="20"/>
           <w:lang w:val="es-CO"/>
         </w:rPr>
-        <w:t>P = 1.013×10⁵ + (</w:t>
-      </w:r>
-      <w:proofErr w:type="gramStart"/>
-      <w:r>
-        <w:rPr>
-          <w:rFonts w:ascii="Courier New" w:eastAsia="Courier New" w:hAnsi="Courier New" w:cs="Courier New"/>
-          <w:sz w:val="20"/>
-          <w:szCs w:val="20"/>
-          <w:lang w:val="es-CO"/>
-        </w:rPr>
-        <w:t>1025)(9.8)(</w:t>
-      </w:r>
-      <w:proofErr w:type="gramEnd"/>
-      <w:r>
-        <w:rPr>
-          <w:rFonts w:ascii="Courier New" w:eastAsia="Courier New" w:hAnsi="Courier New" w:cs="Courier New"/>
-          <w:sz w:val="20"/>
-          <w:szCs w:val="20"/>
-          <w:lang w:val="es-CO"/>
-        </w:rPr>
-        <w:t xml:space="preserve">150) = 1.013×10⁵ + 1 506 750 </w:t>
-      </w:r>
-      <w:proofErr w:type="spellStart"/>
-      <w:r>
-        <w:rPr>
-          <w:rFonts w:ascii="Courier New" w:eastAsia="Courier New" w:hAnsi="Courier New" w:cs="Courier New"/>
-          <w:sz w:val="20"/>
-          <w:szCs w:val="20"/>
-          <w:lang w:val="es-CO"/>
-        </w:rPr>
-        <w:t>Pa</w:t>
-      </w:r>
-      <w:proofErr w:type="spellEnd"/>
-    </w:p>
-    <w:p>
-      <w:pPr>
-        <w:pBdr>
-          <w:left w:val="single" w:sz="18" w:space="8" w:color="2E7D32"/>
-        </w:pBdr>
-        <w:shd w:val="clear" w:color="auto" w:fill="EAF5EA"/>
-        <w:spacing w:before="20" w:after="20"/>
-        <w:ind w:left="560"/>
-        <w:rPr>
-          <w:lang w:val="es-CO"/>
-        </w:rPr>
-      </w:pPr>
-      <w:r>
-        <w:rPr>
-          <w:b/>
-          <w:bCs/>
-          <w:sz w:val="20"/>
-          <w:szCs w:val="20"/>
-          <w:lang w:val="es-CO"/>
-        </w:rPr>
-        <w:t xml:space="preserve">P ≈ 1.608 × 10⁶ </w:t>
-      </w:r>
-      <w:proofErr w:type="spellStart"/>
-      <w:r>
-        <w:rPr>
-          <w:b/>
-          <w:bCs/>
-          <w:sz w:val="20"/>
-          <w:szCs w:val="20"/>
-          <w:lang w:val="es-CO"/>
-        </w:rPr>
-        <w:t>Pa</w:t>
-      </w:r>
-      <w:proofErr w:type="spellEnd"/>
-      <w:r>
-        <w:rPr>
-          <w:b/>
-          <w:bCs/>
-          <w:sz w:val="20"/>
-          <w:szCs w:val="20"/>
-          <w:lang w:val="es-CO"/>
-        </w:rPr>
-        <w:t xml:space="preserve"> ≈ 15.9 atm</w:t>
+        <w:t>P = 1.013×10⁵ + (1025)(9.8)(150) = 1.013×10⁵ + 1 506 750 Pa</w:t>
+      </w:r>
+    </w:p>
+    <w:p>
+      <w:pPr>
+        <w:pBdr>
+          <w:left w:val="single" w:sz="18" w:space="8" w:color="2E7D32"/>
+        </w:pBdr>
+        <w:shd w:val="clear" w:color="auto" w:fill="EAF5EA"/>
+        <w:spacing w:before="20" w:after="20"/>
+        <w:ind w:left="560"/>
+        <w:rPr>
+          <w:lang w:val="es-CO"/>
+        </w:rPr>
+      </w:pPr>
+      <w:r>
+        <w:rPr>
+          <w:b/>
+          <w:bCs/>
+          <w:sz w:val="20"/>
+          <w:szCs w:val="20"/>
+          <w:lang w:val="es-CO"/>
+        </w:rPr>
+        <w:t>P ≈ 1.608 × 10⁶ Pa ≈ 15.9 atm</w:t>
       </w:r>
     </w:p>
     <w:p>
@@ -945,19 +842,16 @@
           <w:szCs w:val="20"/>
           <w:lang w:val="es-CO"/>
         </w:rPr>
-        <w:t xml:space="preserve">W = </w:t>
-      </w:r>
-      <w:proofErr w:type="spellStart"/>
+        <w:t xml:space="preserve">W = m·g     F_E = </w:t>
+      </w:r>
       <w:r>
         <w:rPr>
           <w:rFonts w:ascii="Courier New" w:eastAsia="Courier New" w:hAnsi="Courier New" w:cs="Courier New"/>
           <w:sz w:val="20"/>
           <w:szCs w:val="20"/>
-          <w:lang w:val="es-CO"/>
-        </w:rPr>
-        <w:t>m·g</w:t>
-      </w:r>
-      <w:proofErr w:type="spellEnd"/>
+        </w:rPr>
+        <w:t>ρ</w:t>
+      </w:r>
       <w:r>
         <w:rPr>
           <w:rFonts w:ascii="Courier New" w:eastAsia="Courier New" w:hAnsi="Courier New" w:cs="Courier New"/>
@@ -965,64 +859,7 @@
           <w:szCs w:val="20"/>
           <w:lang w:val="es-CO"/>
         </w:rPr>
-        <w:t xml:space="preserve">     F_E = </w:t>
-      </w:r>
-      <w:r>
-        <w:rPr>
-          <w:rFonts w:ascii="Courier New" w:eastAsia="Courier New" w:hAnsi="Courier New" w:cs="Courier New"/>
-          <w:sz w:val="20"/>
-          <w:szCs w:val="20"/>
-        </w:rPr>
-        <w:t>ρ</w:t>
-      </w:r>
-      <w:r>
-        <w:rPr>
-          <w:rFonts w:ascii="Courier New" w:eastAsia="Courier New" w:hAnsi="Courier New" w:cs="Courier New"/>
-          <w:sz w:val="20"/>
-          <w:szCs w:val="20"/>
-          <w:lang w:val="es-CO"/>
-        </w:rPr>
-        <w:t>_</w:t>
-      </w:r>
-      <w:proofErr w:type="spellStart"/>
-      <w:r>
-        <w:rPr>
-          <w:rFonts w:ascii="Courier New" w:eastAsia="Courier New" w:hAnsi="Courier New" w:cs="Courier New"/>
-          <w:sz w:val="20"/>
-          <w:szCs w:val="20"/>
-          <w:lang w:val="es-CO"/>
-        </w:rPr>
-        <w:t>f·g·V</w:t>
-      </w:r>
-      <w:proofErr w:type="spellEnd"/>
-      <w:r>
-        <w:rPr>
-          <w:rFonts w:ascii="Courier New" w:eastAsia="Courier New" w:hAnsi="Courier New" w:cs="Courier New"/>
-          <w:sz w:val="20"/>
-          <w:szCs w:val="20"/>
-          <w:lang w:val="es-CO"/>
-        </w:rPr>
-        <w:t xml:space="preserve">     </w:t>
-      </w:r>
-      <w:proofErr w:type="spellStart"/>
-      <w:r>
-        <w:rPr>
-          <w:rFonts w:ascii="Courier New" w:eastAsia="Courier New" w:hAnsi="Courier New" w:cs="Courier New"/>
-          <w:sz w:val="20"/>
-          <w:szCs w:val="20"/>
-          <w:lang w:val="es-CO"/>
-        </w:rPr>
-        <w:t>W_ap</w:t>
-      </w:r>
-      <w:proofErr w:type="spellEnd"/>
-      <w:r>
-        <w:rPr>
-          <w:rFonts w:ascii="Courier New" w:eastAsia="Courier New" w:hAnsi="Courier New" w:cs="Courier New"/>
-          <w:sz w:val="20"/>
-          <w:szCs w:val="20"/>
-          <w:lang w:val="es-CO"/>
-        </w:rPr>
-        <w:t xml:space="preserve"> = W − F_E</w:t>
+        <w:t>_f·g·V     W_ap = W − F_E</w:t>
       </w:r>
     </w:p>
     <w:p>
@@ -1070,9 +907,21 @@
           <w:szCs w:val="20"/>
           <w:lang w:val="es-CO"/>
         </w:rPr>
-        <w:t xml:space="preserve">W = (30 </w:t>
-      </w:r>
-      <w:proofErr w:type="gramStart"/>
+        <w:t>W = (30 000)(9.8) = 294 000 N</w:t>
+      </w:r>
+    </w:p>
+    <w:p>
+      <w:pPr>
+        <w:pBdr>
+          <w:left w:val="single" w:sz="18" w:space="8" w:color="2E7D32"/>
+        </w:pBdr>
+        <w:shd w:val="clear" w:color="auto" w:fill="EAF5EA"/>
+        <w:spacing w:before="20" w:after="20"/>
+        <w:ind w:left="560"/>
+        <w:rPr>
+          <w:lang w:val="es-CO"/>
+        </w:rPr>
+      </w:pPr>
       <w:r>
         <w:rPr>
           <w:rFonts w:ascii="Courier New" w:eastAsia="Courier New" w:hAnsi="Courier New" w:cs="Courier New"/>
@@ -1080,9 +929,21 @@
           <w:szCs w:val="20"/>
           <w:lang w:val="es-CO"/>
         </w:rPr>
-        <w:t>000)(</w:t>
-      </w:r>
-      <w:proofErr w:type="gramEnd"/>
+        <w:t>F_E = (1025)(9.8)(32) = 321 440 N</w:t>
+      </w:r>
+    </w:p>
+    <w:p>
+      <w:pPr>
+        <w:pBdr>
+          <w:left w:val="single" w:sz="18" w:space="8" w:color="2E7D32"/>
+        </w:pBdr>
+        <w:shd w:val="clear" w:color="auto" w:fill="EAF5EA"/>
+        <w:spacing w:before="20" w:after="20"/>
+        <w:ind w:left="560"/>
+        <w:rPr>
+          <w:lang w:val="es-CO"/>
+        </w:rPr>
+      </w:pPr>
       <w:r>
         <w:rPr>
           <w:rFonts w:ascii="Courier New" w:eastAsia="Courier New" w:hAnsi="Courier New" w:cs="Courier New"/>
@@ -1090,7 +951,30 @@
           <w:szCs w:val="20"/>
           <w:lang w:val="es-CO"/>
         </w:rPr>
-        <w:t>9.8) = 294 000 N</w:t>
+        <w:t>W_ap = 294 000 − 321 440 = −27 440 N</w:t>
+      </w:r>
+    </w:p>
+    <w:p>
+      <w:pPr>
+        <w:pBdr>
+          <w:left w:val="single" w:sz="18" w:space="8" w:color="2E7D32"/>
+        </w:pBdr>
+        <w:shd w:val="clear" w:color="auto" w:fill="EAF5EA"/>
+        <w:spacing w:before="20" w:after="20"/>
+        <w:ind w:left="560"/>
+        <w:rPr>
+          <w:lang w:val="es-CO"/>
+        </w:rPr>
+      </w:pPr>
+      <w:r>
+        <w:rPr>
+          <w:b/>
+          <w:bCs/>
+          <w:sz w:val="20"/>
+          <w:szCs w:val="20"/>
+          <w:lang w:val="es-CO"/>
+        </w:rPr>
+        <w:t>Como F_E &gt; W (W_ap negativo), el empuje supera el peso: la ballena flota (tiende a subir) con su volumen original de 32 m³.</w:t>
       </w:r>
     </w:p>
     <w:p>
@@ -1112,9 +996,21 @@
           <w:szCs w:val="20"/>
           <w:lang w:val="es-CO"/>
         </w:rPr>
-        <w:t>F_E = (</w:t>
-      </w:r>
-      <w:proofErr w:type="gramStart"/>
+        <w:t>Con volumen reducido un 8%: V' = 32 × 0.92 = 29.44 m³</w:t>
+      </w:r>
+    </w:p>
+    <w:p>
+      <w:pPr>
+        <w:pBdr>
+          <w:left w:val="single" w:sz="18" w:space="8" w:color="2E7D32"/>
+        </w:pBdr>
+        <w:shd w:val="clear" w:color="auto" w:fill="EAF5EA"/>
+        <w:spacing w:before="20" w:after="20"/>
+        <w:ind w:left="560"/>
+        <w:rPr>
+          <w:lang w:val="es-CO"/>
+        </w:rPr>
+      </w:pPr>
       <w:r>
         <w:rPr>
           <w:rFonts w:ascii="Courier New" w:eastAsia="Courier New" w:hAnsi="Courier New" w:cs="Courier New"/>
@@ -1122,194 +1018,30 @@
           <w:szCs w:val="20"/>
           <w:lang w:val="es-CO"/>
         </w:rPr>
-        <w:t>1025)(9.8)(</w:t>
-      </w:r>
-      <w:proofErr w:type="gramEnd"/>
-      <w:r>
-        <w:rPr>
-          <w:rFonts w:ascii="Courier New" w:eastAsia="Courier New" w:hAnsi="Courier New" w:cs="Courier New"/>
-          <w:sz w:val="20"/>
-          <w:szCs w:val="20"/>
-          <w:lang w:val="es-CO"/>
-        </w:rPr>
-        <w:t>32) = 321 440 N</w:t>
-      </w:r>
-    </w:p>
-    <w:p>
-      <w:pPr>
-        <w:pBdr>
-          <w:left w:val="single" w:sz="18" w:space="8" w:color="2E7D32"/>
-        </w:pBdr>
-        <w:shd w:val="clear" w:color="auto" w:fill="EAF5EA"/>
-        <w:spacing w:before="20" w:after="20"/>
-        <w:ind w:left="560"/>
-        <w:rPr>
-          <w:lang w:val="es-CO"/>
-        </w:rPr>
-      </w:pPr>
-      <w:proofErr w:type="spellStart"/>
-      <w:r>
-        <w:rPr>
-          <w:rFonts w:ascii="Courier New" w:eastAsia="Courier New" w:hAnsi="Courier New" w:cs="Courier New"/>
-          <w:sz w:val="20"/>
-          <w:szCs w:val="20"/>
-          <w:lang w:val="es-CO"/>
-        </w:rPr>
-        <w:t>W_ap</w:t>
-      </w:r>
-      <w:proofErr w:type="spellEnd"/>
-      <w:r>
-        <w:rPr>
-          <w:rFonts w:ascii="Courier New" w:eastAsia="Courier New" w:hAnsi="Courier New" w:cs="Courier New"/>
-          <w:sz w:val="20"/>
-          <w:szCs w:val="20"/>
-          <w:lang w:val="es-CO"/>
-        </w:rPr>
-        <w:t xml:space="preserve"> = 294 000 − 321 440 = −27 440 N</w:t>
-      </w:r>
-    </w:p>
-    <w:p>
-      <w:pPr>
-        <w:pBdr>
-          <w:left w:val="single" w:sz="18" w:space="8" w:color="2E7D32"/>
-        </w:pBdr>
-        <w:shd w:val="clear" w:color="auto" w:fill="EAF5EA"/>
-        <w:spacing w:before="20" w:after="20"/>
-        <w:ind w:left="560"/>
-        <w:rPr>
-          <w:lang w:val="es-CO"/>
-        </w:rPr>
-      </w:pPr>
-      <w:r>
-        <w:rPr>
-          <w:b/>
-          <w:bCs/>
-          <w:sz w:val="20"/>
-          <w:szCs w:val="20"/>
-          <w:lang w:val="es-CO"/>
-        </w:rPr>
-        <w:t>Como F_E &gt; W (</w:t>
-      </w:r>
-      <w:proofErr w:type="spellStart"/>
-      <w:r>
-        <w:rPr>
-          <w:b/>
-          <w:bCs/>
-          <w:sz w:val="20"/>
-          <w:szCs w:val="20"/>
-          <w:lang w:val="es-CO"/>
-        </w:rPr>
-        <w:t>W_ap</w:t>
-      </w:r>
-      <w:proofErr w:type="spellEnd"/>
-      <w:r>
-        <w:rPr>
-          <w:b/>
-          <w:bCs/>
-          <w:sz w:val="20"/>
-          <w:szCs w:val="20"/>
-          <w:lang w:val="es-CO"/>
-        </w:rPr>
-        <w:t xml:space="preserve"> negativo), el empuje supera el peso: la ballena flota (tiende a subir) con su volumen original de 32 m³.</w:t>
-      </w:r>
-    </w:p>
-    <w:p>
-      <w:pPr>
-        <w:pBdr>
-          <w:left w:val="single" w:sz="18" w:space="8" w:color="2E7D32"/>
-        </w:pBdr>
-        <w:shd w:val="clear" w:color="auto" w:fill="EAF5EA"/>
-        <w:spacing w:before="20" w:after="20"/>
-        <w:ind w:left="560"/>
-        <w:rPr>
-          <w:lang w:val="es-CO"/>
-        </w:rPr>
-      </w:pPr>
-      <w:r>
-        <w:rPr>
-          <w:rFonts w:ascii="Courier New" w:eastAsia="Courier New" w:hAnsi="Courier New" w:cs="Courier New"/>
-          <w:sz w:val="20"/>
-          <w:szCs w:val="20"/>
-          <w:lang w:val="es-CO"/>
-        </w:rPr>
-        <w:t>Con volumen reducido un 8%: V' = 32 × 0.92 = 29.44 m³</w:t>
-      </w:r>
-    </w:p>
-    <w:p>
-      <w:pPr>
-        <w:pBdr>
-          <w:left w:val="single" w:sz="18" w:space="8" w:color="2E7D32"/>
-        </w:pBdr>
-        <w:shd w:val="clear" w:color="auto" w:fill="EAF5EA"/>
-        <w:spacing w:before="20" w:after="20"/>
-        <w:ind w:left="560"/>
-        <w:rPr>
-          <w:lang w:val="es-CO"/>
-        </w:rPr>
-      </w:pPr>
-      <w:r>
-        <w:rPr>
-          <w:rFonts w:ascii="Courier New" w:eastAsia="Courier New" w:hAnsi="Courier New" w:cs="Courier New"/>
-          <w:sz w:val="20"/>
-          <w:szCs w:val="20"/>
-          <w:lang w:val="es-CO"/>
-        </w:rPr>
-        <w:t>F_E' = (</w:t>
-      </w:r>
-      <w:proofErr w:type="gramStart"/>
-      <w:r>
-        <w:rPr>
-          <w:rFonts w:ascii="Courier New" w:eastAsia="Courier New" w:hAnsi="Courier New" w:cs="Courier New"/>
-          <w:sz w:val="20"/>
-          <w:szCs w:val="20"/>
-          <w:lang w:val="es-CO"/>
-        </w:rPr>
-        <w:t>1025)(9.8)(</w:t>
-      </w:r>
-      <w:proofErr w:type="gramEnd"/>
-      <w:r>
-        <w:rPr>
-          <w:rFonts w:ascii="Courier New" w:eastAsia="Courier New" w:hAnsi="Courier New" w:cs="Courier New"/>
-          <w:sz w:val="20"/>
-          <w:szCs w:val="20"/>
-          <w:lang w:val="es-CO"/>
-        </w:rPr>
-        <w:t>29.44) ≈ 295 725 N</w:t>
-      </w:r>
-    </w:p>
-    <w:p>
-      <w:pPr>
-        <w:pBdr>
-          <w:left w:val="single" w:sz="18" w:space="8" w:color="2E7D32"/>
-        </w:pBdr>
-        <w:shd w:val="clear" w:color="auto" w:fill="EAF5EA"/>
-        <w:spacing w:before="20" w:after="20"/>
-        <w:ind w:left="560"/>
-        <w:rPr>
-          <w:lang w:val="es-CO"/>
-        </w:rPr>
-      </w:pPr>
-      <w:proofErr w:type="spellStart"/>
-      <w:r>
-        <w:rPr>
-          <w:b/>
-          <w:bCs/>
-          <w:sz w:val="20"/>
-          <w:szCs w:val="20"/>
-          <w:lang w:val="es-CO"/>
-        </w:rPr>
-        <w:t>W_ap</w:t>
-      </w:r>
-      <w:proofErr w:type="spellEnd"/>
-      <w:r>
-        <w:rPr>
-          <w:b/>
-          <w:bCs/>
-          <w:sz w:val="20"/>
-          <w:szCs w:val="20"/>
-          <w:lang w:val="es-CO"/>
-        </w:rPr>
-        <w:t>' = 294 000 − 295 725 ≈ −1 725 N (el empuje sigue superando ligeramente el peso; el animal casi alcanza flotabilidad neutra).</w:t>
+        <w:t>F_E' = (1025)(9.8)(29.44) ≈ 295 725 N</w:t>
+      </w:r>
+    </w:p>
+    <w:p>
+      <w:pPr>
+        <w:pBdr>
+          <w:left w:val="single" w:sz="18" w:space="8" w:color="2E7D32"/>
+        </w:pBdr>
+        <w:shd w:val="clear" w:color="auto" w:fill="EAF5EA"/>
+        <w:spacing w:before="20" w:after="20"/>
+        <w:ind w:left="560"/>
+        <w:rPr>
+          <w:lang w:val="es-CO"/>
+        </w:rPr>
+      </w:pPr>
+      <w:r>
+        <w:rPr>
+          <w:b/>
+          <w:bCs/>
+          <w:sz w:val="20"/>
+          <w:szCs w:val="20"/>
+          <w:lang w:val="es-CO"/>
+        </w:rPr>
+        <w:t>W_ap' = 294 000 − 295 725 ≈ −1 725 N (el empuje sigue superando ligeramente el peso; el animal casi alcanza flotabilidad neutra).</w:t>
       </w:r>
     </w:p>
     <w:p>
@@ -1543,47 +1275,7 @@
           <w:szCs w:val="20"/>
           <w:lang w:val="es-CO"/>
         </w:rPr>
-        <w:t>·</w:t>
-      </w:r>
-      <w:proofErr w:type="spellStart"/>
-      <w:r>
-        <w:rPr>
-          <w:rFonts w:ascii="Courier New" w:eastAsia="Courier New" w:hAnsi="Courier New" w:cs="Courier New"/>
-          <w:sz w:val="20"/>
-          <w:szCs w:val="20"/>
-          <w:lang w:val="es-CO"/>
-        </w:rPr>
-        <w:t>g·</w:t>
-      </w:r>
-      <w:proofErr w:type="gramStart"/>
-      <w:r>
-        <w:rPr>
-          <w:rFonts w:ascii="Courier New" w:eastAsia="Courier New" w:hAnsi="Courier New" w:cs="Courier New"/>
-          <w:sz w:val="20"/>
-          <w:szCs w:val="20"/>
-          <w:lang w:val="es-CO"/>
-        </w:rPr>
-        <w:t>h</w:t>
-      </w:r>
-      <w:proofErr w:type="spellEnd"/>
-      <w:r>
-        <w:rPr>
-          <w:rFonts w:ascii="Courier New" w:eastAsia="Courier New" w:hAnsi="Courier New" w:cs="Courier New"/>
-          <w:sz w:val="20"/>
-          <w:szCs w:val="20"/>
-          <w:lang w:val="es-CO"/>
-        </w:rPr>
-        <w:t xml:space="preserve">  —</w:t>
-      </w:r>
-      <w:proofErr w:type="gramEnd"/>
-      <w:r>
-        <w:rPr>
-          <w:rFonts w:ascii="Courier New" w:eastAsia="Courier New" w:hAnsi="Courier New" w:cs="Courier New"/>
-          <w:sz w:val="20"/>
-          <w:szCs w:val="20"/>
-          <w:lang w:val="es-CO"/>
-        </w:rPr>
-        <w:t xml:space="preserve">  la presión se transmite íntegramente en todas las direcciones</w:t>
+        <w:t>·g·h  —  la presión se transmite íntegramente en todas las direcciones</w:t>
       </w:r>
     </w:p>
     <w:p>
@@ -1654,59 +1346,77 @@
         </w:rPr>
         <w:t>ρ</w:t>
       </w:r>
-      <w:proofErr w:type="spellStart"/>
-      <w:r>
-        <w:rPr>
-          <w:sz w:val="20"/>
-          <w:szCs w:val="20"/>
-          <w:lang w:val="es-CO"/>
-        </w:rPr>
-        <w:t>gh</w:t>
-      </w:r>
-      <w:proofErr w:type="spellEnd"/>
-      <w:r>
-        <w:rPr>
-          <w:sz w:val="20"/>
-          <w:szCs w:val="20"/>
-          <w:lang w:val="es-CO"/>
-        </w:rPr>
-        <w:t xml:space="preserve"> = (</w:t>
-      </w:r>
-      <w:proofErr w:type="gramStart"/>
-      <w:r>
-        <w:rPr>
-          <w:sz w:val="20"/>
-          <w:szCs w:val="20"/>
-          <w:lang w:val="es-CO"/>
-        </w:rPr>
-        <w:t>1000)(9.8)(</w:t>
-      </w:r>
-      <w:proofErr w:type="gramEnd"/>
-      <w:r>
-        <w:rPr>
-          <w:sz w:val="20"/>
-          <w:szCs w:val="20"/>
-          <w:lang w:val="es-CO"/>
-        </w:rPr>
-        <w:t xml:space="preserve">30) ≈ 2.94×10⁵ </w:t>
-      </w:r>
-      <w:proofErr w:type="spellStart"/>
-      <w:r>
-        <w:rPr>
-          <w:sz w:val="20"/>
-          <w:szCs w:val="20"/>
-          <w:lang w:val="es-CO"/>
-        </w:rPr>
-        <w:t>Pa</w:t>
-      </w:r>
-      <w:proofErr w:type="spellEnd"/>
-      <w:r>
-        <w:rPr>
-          <w:sz w:val="20"/>
-          <w:szCs w:val="20"/>
-          <w:lang w:val="es-CO"/>
-        </w:rPr>
-        <w:t xml:space="preserve"> (≈ 2.9 atm adicionales), casi 3 veces la presión atmosférica en aire — un cambio mucho más grande y rápido que las variaciones normales en superficie. Por el principio de Pascal, este incremento de presión se transmite íntegramente al agua y a los tejidos blandos (incompresibles) del cuerpo, que lo igualan sin deformarse apreciablemente. El problema son las cavidades de aire (pulmones, senos</w:t>
+      <w:r>
+        <w:rPr>
+          <w:sz w:val="20"/>
+          <w:szCs w:val="20"/>
+          <w:lang w:val="es-CO"/>
+        </w:rPr>
+        <w:t>gh = (10</w:t>
+      </w:r>
+      <w:r>
+        <w:rPr>
+          <w:sz w:val="20"/>
+          <w:szCs w:val="20"/>
+          <w:lang w:val="es-CO"/>
+        </w:rPr>
+        <w:t>25</w:t>
+      </w:r>
+      <w:r>
+        <w:rPr>
+          <w:sz w:val="20"/>
+          <w:szCs w:val="20"/>
+          <w:lang w:val="es-CO"/>
+        </w:rPr>
+        <w:t xml:space="preserve">)(9.8)(30) ≈ </w:t>
+      </w:r>
+      <w:r>
+        <w:rPr>
+          <w:sz w:val="20"/>
+          <w:szCs w:val="20"/>
+          <w:lang w:val="es-CO"/>
+        </w:rPr>
+        <w:t>3</w:t>
+      </w:r>
+      <w:r>
+        <w:rPr>
+          <w:sz w:val="20"/>
+          <w:szCs w:val="20"/>
+          <w:lang w:val="es-CO"/>
+        </w:rPr>
+        <w:t>.</w:t>
+      </w:r>
+      <w:r>
+        <w:rPr>
+          <w:sz w:val="20"/>
+          <w:szCs w:val="20"/>
+          <w:lang w:val="es-CO"/>
+        </w:rPr>
+        <w:t>01</w:t>
+      </w:r>
+      <w:r>
+        <w:rPr>
+          <w:sz w:val="20"/>
+          <w:szCs w:val="20"/>
+          <w:lang w:val="es-CO"/>
+        </w:rPr>
+        <w:t>×10⁵ Pa (≈ 2.9</w:t>
+      </w:r>
+      <w:r>
+        <w:rPr>
+          <w:sz w:val="20"/>
+          <w:szCs w:val="20"/>
+          <w:lang w:val="es-CO"/>
+        </w:rPr>
+        <w:t>7</w:t>
+      </w:r>
+      <w:r>
+        <w:rPr>
+          <w:sz w:val="20"/>
+          <w:szCs w:val="20"/>
+          <w:lang w:val="es-CO"/>
+        </w:rPr>
+        <w:t xml:space="preserve"> atm adicionales), casi 3 veces la presión atmosférica en aire — un cambio mucho más grande y rápido que las variaciones normales en superficie. Por el principio de Pascal, este incremento de presión se transmite íntegramente al agua y a los tejidos blandos (incompresibles) del cuerpo, que lo igualan sin deformarse apreciablemente. El problema son las cavidades de aire (pulmones, senos</w:t>
       </w:r>
       <w:r>
         <w:rPr>
@@ -1722,25 +1432,7 @@
           <w:szCs w:val="20"/>
           <w:lang w:val="es-CO"/>
         </w:rPr>
-        <w:t xml:space="preserve">, oído medio): el aire sí es compresible, así que la presión externa creciente comprime su volumen (ley de Boyle, PV = </w:t>
-      </w:r>
-      <w:proofErr w:type="spellStart"/>
-      <w:r>
-        <w:rPr>
-          <w:sz w:val="20"/>
-          <w:szCs w:val="20"/>
-          <w:lang w:val="es-CO"/>
-        </w:rPr>
-        <w:t>cte</w:t>
-      </w:r>
-      <w:proofErr w:type="spellEnd"/>
-      <w:r>
-        <w:rPr>
-          <w:sz w:val="20"/>
-          <w:szCs w:val="20"/>
-          <w:lang w:val="es-CO"/>
-        </w:rPr>
-        <w:t>) más rápido de lo que el cuerpo puede compensa</w:t>
+        <w:t>, oído medio): el aire sí es compresible, así que la presión externa creciente comprime su volumen (ley de Boyle, PV = cte) más rápido de lo que el cuerpo puede compensa</w:t>
       </w:r>
       <w:r>
         <w:rPr>
@@ -1978,31 +1670,7 @@
           <w:szCs w:val="20"/>
           <w:lang w:val="es-CO"/>
         </w:rPr>
-        <w:t xml:space="preserve"> = 3.5 × 10⁻³ </w:t>
-      </w:r>
-      <w:proofErr w:type="spellStart"/>
-      <w:r>
-        <w:rPr>
-          <w:i/>
-          <w:iCs/>
-          <w:color w:val="444444"/>
-          <w:sz w:val="20"/>
-          <w:szCs w:val="20"/>
-          <w:lang w:val="es-CO"/>
-        </w:rPr>
-        <w:t>Pa·s</w:t>
-      </w:r>
-      <w:proofErr w:type="spellEnd"/>
-      <w:r>
-        <w:rPr>
-          <w:i/>
-          <w:iCs/>
-          <w:color w:val="444444"/>
-          <w:sz w:val="20"/>
-          <w:szCs w:val="20"/>
-          <w:lang w:val="es-CO"/>
-        </w:rPr>
-        <w:t xml:space="preserve">, v = 0.30 m/s. Capilares: diámetro 8 </w:t>
+        <w:t xml:space="preserve"> = 3.5 × 10⁻³ Pa·s, v = 0.30 m/s. Capilares: diámetro 8 </w:t>
       </w:r>
       <w:r>
         <w:rPr>
@@ -2126,7 +1794,6 @@
           <w:lang w:val="es-CO"/>
         </w:rPr>
       </w:pPr>
-      <w:proofErr w:type="spellStart"/>
       <w:r>
         <w:rPr>
           <w:rFonts w:ascii="Courier New" w:eastAsia="Courier New" w:hAnsi="Courier New" w:cs="Courier New"/>
@@ -2134,112 +1801,30 @@
           <w:szCs w:val="20"/>
           <w:lang w:val="es-CO"/>
         </w:rPr>
-        <w:t>v_cap</w:t>
-      </w:r>
-      <w:proofErr w:type="spellEnd"/>
-      <w:r>
-        <w:rPr>
-          <w:rFonts w:ascii="Courier New" w:eastAsia="Courier New" w:hAnsi="Courier New" w:cs="Courier New"/>
-          <w:sz w:val="20"/>
-          <w:szCs w:val="20"/>
-          <w:lang w:val="es-CO"/>
-        </w:rPr>
-        <w:t xml:space="preserve"> = </w:t>
-      </w:r>
-      <w:proofErr w:type="spellStart"/>
-      <w:r>
-        <w:rPr>
-          <w:rFonts w:ascii="Courier New" w:eastAsia="Courier New" w:hAnsi="Courier New" w:cs="Courier New"/>
-          <w:sz w:val="20"/>
-          <w:szCs w:val="20"/>
-          <w:lang w:val="es-CO"/>
-        </w:rPr>
-        <w:t>v_aorta</w:t>
-      </w:r>
-      <w:proofErr w:type="spellEnd"/>
-      <w:r>
-        <w:rPr>
-          <w:rFonts w:ascii="Courier New" w:eastAsia="Courier New" w:hAnsi="Courier New" w:cs="Courier New"/>
-          <w:sz w:val="20"/>
-          <w:szCs w:val="20"/>
-          <w:lang w:val="es-CO"/>
-        </w:rPr>
-        <w:t xml:space="preserve"> · (</w:t>
-      </w:r>
-      <w:proofErr w:type="spellStart"/>
-      <w:r>
-        <w:rPr>
-          <w:rFonts w:ascii="Courier New" w:eastAsia="Courier New" w:hAnsi="Courier New" w:cs="Courier New"/>
-          <w:sz w:val="20"/>
-          <w:szCs w:val="20"/>
-          <w:lang w:val="es-CO"/>
-        </w:rPr>
-        <w:t>A_aorta</w:t>
-      </w:r>
-      <w:proofErr w:type="spellEnd"/>
-      <w:r>
-        <w:rPr>
-          <w:rFonts w:ascii="Courier New" w:eastAsia="Courier New" w:hAnsi="Courier New" w:cs="Courier New"/>
-          <w:sz w:val="20"/>
-          <w:szCs w:val="20"/>
-          <w:lang w:val="es-CO"/>
-        </w:rPr>
-        <w:t xml:space="preserve"> / </w:t>
-      </w:r>
-      <w:proofErr w:type="spellStart"/>
-      <w:r>
-        <w:rPr>
-          <w:rFonts w:ascii="Courier New" w:eastAsia="Courier New" w:hAnsi="Courier New" w:cs="Courier New"/>
-          <w:sz w:val="20"/>
-          <w:szCs w:val="20"/>
-          <w:lang w:val="es-CO"/>
-        </w:rPr>
-        <w:t>A_cap</w:t>
-      </w:r>
-      <w:proofErr w:type="spellEnd"/>
-      <w:r>
-        <w:rPr>
-          <w:rFonts w:ascii="Courier New" w:eastAsia="Courier New" w:hAnsi="Courier New" w:cs="Courier New"/>
-          <w:sz w:val="20"/>
-          <w:szCs w:val="20"/>
-          <w:lang w:val="es-CO"/>
-        </w:rPr>
-        <w:t>) = 0.30 / 600</w:t>
-      </w:r>
-    </w:p>
-    <w:p>
-      <w:pPr>
-        <w:pBdr>
-          <w:left w:val="single" w:sz="18" w:space="8" w:color="2E7D32"/>
-        </w:pBdr>
-        <w:shd w:val="clear" w:color="auto" w:fill="EAF5EA"/>
-        <w:spacing w:before="20" w:after="20"/>
-        <w:ind w:left="560"/>
-        <w:rPr>
-          <w:lang w:val="es-CO"/>
-        </w:rPr>
-      </w:pPr>
-      <w:proofErr w:type="spellStart"/>
-      <w:r>
-        <w:rPr>
-          <w:b/>
-          <w:bCs/>
-          <w:sz w:val="20"/>
-          <w:szCs w:val="20"/>
-          <w:lang w:val="es-CO"/>
-        </w:rPr>
-        <w:t>v_cap</w:t>
-      </w:r>
-      <w:proofErr w:type="spellEnd"/>
-      <w:r>
-        <w:rPr>
-          <w:b/>
-          <w:bCs/>
-          <w:sz w:val="20"/>
-          <w:szCs w:val="20"/>
-          <w:lang w:val="es-CO"/>
-        </w:rPr>
-        <w:t xml:space="preserve"> ≈ 5.0 × 10⁻⁴ m/s = 0.5 mm/s</w:t>
+        <w:t>v_cap = v_aorta · (A_aorta / A_cap) = 0.30 / 600</w:t>
+      </w:r>
+    </w:p>
+    <w:p>
+      <w:pPr>
+        <w:pBdr>
+          <w:left w:val="single" w:sz="18" w:space="8" w:color="2E7D32"/>
+        </w:pBdr>
+        <w:shd w:val="clear" w:color="auto" w:fill="EAF5EA"/>
+        <w:spacing w:before="20" w:after="20"/>
+        <w:ind w:left="560"/>
+        <w:rPr>
+          <w:lang w:val="es-CO"/>
+        </w:rPr>
+      </w:pPr>
+      <w:r>
+        <w:rPr>
+          <w:b/>
+          <w:bCs/>
+          <w:sz w:val="20"/>
+          <w:szCs w:val="20"/>
+          <w:lang w:val="es-CO"/>
+        </w:rPr>
+        <w:t>v_cap ≈ 5.0 × 10⁻⁴ m/s = 0.5 mm/s</w:t>
       </w:r>
     </w:p>
     <w:p>
@@ -2340,27 +1925,7 @@
           <w:szCs w:val="20"/>
           <w:lang w:val="es-CO"/>
         </w:rPr>
-        <w:t>·</w:t>
-      </w:r>
-      <w:proofErr w:type="spellStart"/>
-      <w:r>
-        <w:rPr>
-          <w:rFonts w:ascii="Courier New" w:eastAsia="Courier New" w:hAnsi="Courier New" w:cs="Courier New"/>
-          <w:sz w:val="20"/>
-          <w:szCs w:val="20"/>
-          <w:lang w:val="es-CO"/>
-        </w:rPr>
-        <w:t>v·D</w:t>
-      </w:r>
-      <w:proofErr w:type="spellEnd"/>
-      <w:r>
-        <w:rPr>
-          <w:rFonts w:ascii="Courier New" w:eastAsia="Courier New" w:hAnsi="Courier New" w:cs="Courier New"/>
-          <w:sz w:val="20"/>
-          <w:szCs w:val="20"/>
-          <w:lang w:val="es-CO"/>
-        </w:rPr>
-        <w:t xml:space="preserve"> / </w:t>
+        <w:t xml:space="preserve">·v·D / </w:t>
       </w:r>
       <w:r>
         <w:rPr>
@@ -2425,9 +1990,44 @@
           <w:szCs w:val="20"/>
           <w:lang w:val="es-CO"/>
         </w:rPr>
-        <w:t>(a) Aorta: Re = (</w:t>
-      </w:r>
-      <w:proofErr w:type="gramStart"/>
+        <w:t>(a) Aorta: Re = (1060)(0.30)(0.004) / (3.5×10⁻³) ≈ 363</w:t>
+      </w:r>
+    </w:p>
+    <w:p>
+      <w:pPr>
+        <w:pBdr>
+          <w:left w:val="single" w:sz="18" w:space="8" w:color="2E7D32"/>
+        </w:pBdr>
+        <w:shd w:val="clear" w:color="auto" w:fill="EAF5EA"/>
+        <w:spacing w:before="20" w:after="20"/>
+        <w:ind w:left="560"/>
+        <w:rPr>
+          <w:lang w:val="es-CO"/>
+        </w:rPr>
+      </w:pPr>
+      <w:r>
+        <w:rPr>
+          <w:b/>
+          <w:bCs/>
+          <w:sz w:val="20"/>
+          <w:szCs w:val="20"/>
+          <w:lang w:val="es-CO"/>
+        </w:rPr>
+        <w:t>Re_aorta ≈ 363 → flujo laminar (Re &lt; 2000).</w:t>
+      </w:r>
+    </w:p>
+    <w:p>
+      <w:pPr>
+        <w:pBdr>
+          <w:left w:val="single" w:sz="18" w:space="8" w:color="2E7D32"/>
+        </w:pBdr>
+        <w:shd w:val="clear" w:color="auto" w:fill="EAF5EA"/>
+        <w:spacing w:before="20" w:after="20"/>
+        <w:ind w:left="560"/>
+        <w:rPr>
+          <w:lang w:val="es-CO"/>
+        </w:rPr>
+      </w:pPr>
       <w:r>
         <w:rPr>
           <w:rFonts w:ascii="Courier New" w:eastAsia="Courier New" w:hAnsi="Courier New" w:cs="Courier New"/>
@@ -2435,169 +2035,30 @@
           <w:szCs w:val="20"/>
           <w:lang w:val="es-CO"/>
         </w:rPr>
-        <w:t>1060)(0.30)(</w:t>
-      </w:r>
-      <w:proofErr w:type="gramEnd"/>
-      <w:r>
-        <w:rPr>
-          <w:rFonts w:ascii="Courier New" w:eastAsia="Courier New" w:hAnsi="Courier New" w:cs="Courier New"/>
-          <w:sz w:val="20"/>
-          <w:szCs w:val="20"/>
-          <w:lang w:val="es-CO"/>
-        </w:rPr>
-        <w:t>0.004) / (3.5×10⁻³) ≈ 363</w:t>
-      </w:r>
-    </w:p>
-    <w:p>
-      <w:pPr>
-        <w:pBdr>
-          <w:left w:val="single" w:sz="18" w:space="8" w:color="2E7D32"/>
-        </w:pBdr>
-        <w:shd w:val="clear" w:color="auto" w:fill="EAF5EA"/>
-        <w:spacing w:before="20" w:after="20"/>
-        <w:ind w:left="560"/>
-        <w:rPr>
-          <w:lang w:val="es-CO"/>
-        </w:rPr>
-      </w:pPr>
-      <w:proofErr w:type="spellStart"/>
-      <w:r>
-        <w:rPr>
-          <w:b/>
-          <w:bCs/>
-          <w:sz w:val="20"/>
-          <w:szCs w:val="20"/>
-          <w:lang w:val="es-CO"/>
-        </w:rPr>
-        <w:t>Re_aorta</w:t>
-      </w:r>
-      <w:proofErr w:type="spellEnd"/>
-      <w:r>
-        <w:rPr>
-          <w:b/>
-          <w:bCs/>
-          <w:sz w:val="20"/>
-          <w:szCs w:val="20"/>
-          <w:lang w:val="es-CO"/>
-        </w:rPr>
-        <w:t xml:space="preserve"> ≈ 363 → flujo laminar (Re &lt; 2000).</w:t>
-      </w:r>
-    </w:p>
-    <w:p>
-      <w:pPr>
-        <w:pBdr>
-          <w:left w:val="single" w:sz="18" w:space="8" w:color="2E7D32"/>
-        </w:pBdr>
-        <w:shd w:val="clear" w:color="auto" w:fill="EAF5EA"/>
-        <w:spacing w:before="20" w:after="20"/>
-        <w:ind w:left="560"/>
-        <w:rPr>
-          <w:lang w:val="es-CO"/>
-        </w:rPr>
-      </w:pPr>
-      <w:r>
-        <w:rPr>
-          <w:rFonts w:ascii="Courier New" w:eastAsia="Courier New" w:hAnsi="Courier New" w:cs="Courier New"/>
-          <w:sz w:val="20"/>
-          <w:szCs w:val="20"/>
-          <w:lang w:val="es-CO"/>
-        </w:rPr>
-        <w:t xml:space="preserve">(b) Capilar (usando </w:t>
-      </w:r>
-      <w:proofErr w:type="spellStart"/>
-      <w:r>
-        <w:rPr>
-          <w:rFonts w:ascii="Courier New" w:eastAsia="Courier New" w:hAnsi="Courier New" w:cs="Courier New"/>
-          <w:sz w:val="20"/>
-          <w:szCs w:val="20"/>
-          <w:lang w:val="es-CO"/>
-        </w:rPr>
-        <w:t>v_cap</w:t>
-      </w:r>
-      <w:proofErr w:type="spellEnd"/>
-      <w:r>
-        <w:rPr>
-          <w:rFonts w:ascii="Courier New" w:eastAsia="Courier New" w:hAnsi="Courier New" w:cs="Courier New"/>
-          <w:sz w:val="20"/>
-          <w:szCs w:val="20"/>
-          <w:lang w:val="es-CO"/>
-        </w:rPr>
-        <w:t xml:space="preserve"> = 5×10⁻⁴ m/s y D = 8×10⁻⁶ m): Re = (</w:t>
-      </w:r>
-      <w:proofErr w:type="gramStart"/>
-      <w:r>
-        <w:rPr>
-          <w:rFonts w:ascii="Courier New" w:eastAsia="Courier New" w:hAnsi="Courier New" w:cs="Courier New"/>
-          <w:sz w:val="20"/>
-          <w:szCs w:val="20"/>
-          <w:lang w:val="es-CO"/>
-        </w:rPr>
-        <w:t>1060)(</w:t>
-      </w:r>
-      <w:proofErr w:type="gramEnd"/>
-      <w:r>
-        <w:rPr>
-          <w:rFonts w:ascii="Courier New" w:eastAsia="Courier New" w:hAnsi="Courier New" w:cs="Courier New"/>
-          <w:sz w:val="20"/>
-          <w:szCs w:val="20"/>
-          <w:lang w:val="es-CO"/>
-        </w:rPr>
-        <w:t>5×10⁻</w:t>
-      </w:r>
-      <w:proofErr w:type="gramStart"/>
-      <w:r>
-        <w:rPr>
-          <w:rFonts w:ascii="Courier New" w:eastAsia="Courier New" w:hAnsi="Courier New" w:cs="Courier New"/>
-          <w:sz w:val="20"/>
-          <w:szCs w:val="20"/>
-          <w:lang w:val="es-CO"/>
-        </w:rPr>
-        <w:t>⁴)(</w:t>
-      </w:r>
-      <w:proofErr w:type="gramEnd"/>
-      <w:r>
-        <w:rPr>
-          <w:rFonts w:ascii="Courier New" w:eastAsia="Courier New" w:hAnsi="Courier New" w:cs="Courier New"/>
-          <w:sz w:val="20"/>
-          <w:szCs w:val="20"/>
-          <w:lang w:val="es-CO"/>
-        </w:rPr>
-        <w:t>8×10⁻⁶) / (3.5×10⁻³) ≈ 1.2×10⁻³</w:t>
-      </w:r>
-    </w:p>
-    <w:p>
-      <w:pPr>
-        <w:pBdr>
-          <w:left w:val="single" w:sz="18" w:space="8" w:color="2E7D32"/>
-        </w:pBdr>
-        <w:shd w:val="clear" w:color="auto" w:fill="EAF5EA"/>
-        <w:spacing w:before="20" w:after="20"/>
-        <w:ind w:left="560"/>
-        <w:rPr>
-          <w:lang w:val="es-CO"/>
-        </w:rPr>
-      </w:pPr>
-      <w:proofErr w:type="spellStart"/>
-      <w:r>
-        <w:rPr>
-          <w:b/>
-          <w:bCs/>
-          <w:sz w:val="20"/>
-          <w:szCs w:val="20"/>
-          <w:lang w:val="es-CO"/>
-        </w:rPr>
-        <w:t>Re_capilar</w:t>
-      </w:r>
-      <w:proofErr w:type="spellEnd"/>
-      <w:r>
-        <w:rPr>
-          <w:b/>
-          <w:bCs/>
-          <w:sz w:val="20"/>
-          <w:szCs w:val="20"/>
-          <w:lang w:val="es-CO"/>
-        </w:rPr>
-        <w:t xml:space="preserve"> ≈ 1.2 × 10⁻³ → flujo profundamente laminar (número de Reynolds bajo, régimen dominado por viscosidad).</w:t>
+        <w:t>(b) Capilar (usando v_cap = 5×10⁻⁴ m/s y D = 8×10⁻⁶ m): Re = (1060)(5×10⁻⁴)(8×10⁻⁶) / (3.5×10⁻³) ≈ 1.2×10⁻³</w:t>
+      </w:r>
+    </w:p>
+    <w:p>
+      <w:pPr>
+        <w:pBdr>
+          <w:left w:val="single" w:sz="18" w:space="8" w:color="2E7D32"/>
+        </w:pBdr>
+        <w:shd w:val="clear" w:color="auto" w:fill="EAF5EA"/>
+        <w:spacing w:before="20" w:after="20"/>
+        <w:ind w:left="560"/>
+        <w:rPr>
+          <w:lang w:val="es-CO"/>
+        </w:rPr>
+      </w:pPr>
+      <w:r>
+        <w:rPr>
+          <w:b/>
+          <w:bCs/>
+          <w:sz w:val="20"/>
+          <w:szCs w:val="20"/>
+          <w:lang w:val="es-CO"/>
+        </w:rPr>
+        <w:t>Re_capilar ≈ 1.2 × 10⁻³ → flujo profundamente laminar (número de Reynolds bajo, régimen dominado por viscosidad).</w:t>
       </w:r>
     </w:p>
     <w:p>
@@ -2819,7 +2280,6 @@
         </w:rPr>
         <w:t>Bernoulli: P₁ − P₂ = ½</w:t>
       </w:r>
-      <w:proofErr w:type="gramStart"/>
       <w:r>
         <w:rPr>
           <w:rFonts w:ascii="Courier New" w:eastAsia="Courier New" w:hAnsi="Courier New" w:cs="Courier New"/>
@@ -2835,102 +2295,30 @@
           <w:szCs w:val="20"/>
           <w:lang w:val="es-CO"/>
         </w:rPr>
-        <w:t>(</w:t>
-      </w:r>
-      <w:proofErr w:type="gramEnd"/>
-      <w:r>
-        <w:rPr>
-          <w:rFonts w:ascii="Courier New" w:eastAsia="Courier New" w:hAnsi="Courier New" w:cs="Courier New"/>
-          <w:sz w:val="20"/>
-          <w:szCs w:val="20"/>
-          <w:lang w:val="es-CO"/>
-        </w:rPr>
-        <w:t xml:space="preserve">v₂² − v₁²) = </w:t>
-      </w:r>
-      <w:proofErr w:type="gramStart"/>
-      <w:r>
-        <w:rPr>
-          <w:rFonts w:ascii="Courier New" w:eastAsia="Courier New" w:hAnsi="Courier New" w:cs="Courier New"/>
-          <w:sz w:val="20"/>
-          <w:szCs w:val="20"/>
-          <w:lang w:val="es-CO"/>
-        </w:rPr>
-        <w:t>½(1000)(</w:t>
-      </w:r>
-      <w:proofErr w:type="gramEnd"/>
-      <w:r>
-        <w:rPr>
-          <w:rFonts w:ascii="Courier New" w:eastAsia="Courier New" w:hAnsi="Courier New" w:cs="Courier New"/>
-          <w:sz w:val="20"/>
-          <w:szCs w:val="20"/>
-          <w:lang w:val="es-CO"/>
-        </w:rPr>
-        <w:t xml:space="preserve">3.2² − 0.8²) = </w:t>
-      </w:r>
-      <w:proofErr w:type="gramStart"/>
-      <w:r>
-        <w:rPr>
-          <w:rFonts w:ascii="Courier New" w:eastAsia="Courier New" w:hAnsi="Courier New" w:cs="Courier New"/>
-          <w:sz w:val="20"/>
-          <w:szCs w:val="20"/>
-          <w:lang w:val="es-CO"/>
-        </w:rPr>
-        <w:t>½(1000)(</w:t>
-      </w:r>
-      <w:proofErr w:type="gramEnd"/>
-      <w:r>
-        <w:rPr>
-          <w:rFonts w:ascii="Courier New" w:eastAsia="Courier New" w:hAnsi="Courier New" w:cs="Courier New"/>
-          <w:sz w:val="20"/>
-          <w:szCs w:val="20"/>
-          <w:lang w:val="es-CO"/>
-        </w:rPr>
-        <w:t>9.6)</w:t>
-      </w:r>
-    </w:p>
-    <w:p>
-      <w:pPr>
-        <w:pBdr>
-          <w:left w:val="single" w:sz="18" w:space="8" w:color="2E7D32"/>
-        </w:pBdr>
-        <w:shd w:val="clear" w:color="auto" w:fill="EAF5EA"/>
-        <w:spacing w:before="20" w:after="20"/>
-        <w:ind w:left="560"/>
-        <w:rPr>
-          <w:lang w:val="es-CO"/>
-        </w:rPr>
-      </w:pPr>
-      <w:r>
-        <w:rPr>
-          <w:b/>
-          <w:bCs/>
-          <w:sz w:val="20"/>
-          <w:szCs w:val="20"/>
-          <w:lang w:val="es-CO"/>
-        </w:rPr>
-        <w:t xml:space="preserve">P₁ − P₂ ≈ 4800 </w:t>
-      </w:r>
-      <w:proofErr w:type="spellStart"/>
-      <w:r>
-        <w:rPr>
-          <w:b/>
-          <w:bCs/>
-          <w:sz w:val="20"/>
-          <w:szCs w:val="20"/>
-          <w:lang w:val="es-CO"/>
-        </w:rPr>
-        <w:t>Pa</w:t>
-      </w:r>
-      <w:proofErr w:type="spellEnd"/>
-      <w:r>
-        <w:rPr>
-          <w:b/>
-          <w:bCs/>
-          <w:sz w:val="20"/>
-          <w:szCs w:val="20"/>
-          <w:lang w:val="es-CO"/>
-        </w:rPr>
-        <w:t xml:space="preserve"> (la presión estática cae ≈ 4.8 kPa en el tramo angosto, donde la velocidad es mayor).</w:t>
+        <w:t>(v₂² − v₁²) = ½(1000)(3.2² − 0.8²) = ½(1000)(9.6)</w:t>
+      </w:r>
+    </w:p>
+    <w:p>
+      <w:pPr>
+        <w:pBdr>
+          <w:left w:val="single" w:sz="18" w:space="8" w:color="2E7D32"/>
+        </w:pBdr>
+        <w:shd w:val="clear" w:color="auto" w:fill="EAF5EA"/>
+        <w:spacing w:before="20" w:after="20"/>
+        <w:ind w:left="560"/>
+        <w:rPr>
+          <w:lang w:val="es-CO"/>
+        </w:rPr>
+      </w:pPr>
+      <w:r>
+        <w:rPr>
+          <w:b/>
+          <w:bCs/>
+          <w:sz w:val="20"/>
+          <w:szCs w:val="20"/>
+          <w:lang w:val="es-CO"/>
+        </w:rPr>
+        <w:t>P₁ − P₂ ≈ 4800 Pa (la presión estática cae ≈ 4.8 kPa en el tramo angosto, donde la velocidad es mayor).</w:t>
       </w:r>
     </w:p>
     <w:p>
@@ -3066,9 +2454,8 @@
           <w:szCs w:val="20"/>
           <w:lang w:val="es-CO"/>
         </w:rPr>
-        <w:t xml:space="preserve">Acuífero arenoso en zona </w:t>
-      </w:r>
-      <w:proofErr w:type="spellStart"/>
+        <w:t xml:space="preserve">Acuífero arenoso en zona riparia. </w:t>
+      </w:r>
       <w:r>
         <w:rPr>
           <w:i/>
@@ -3076,53 +2463,8 @@
           <w:color w:val="444444"/>
           <w:sz w:val="20"/>
           <w:szCs w:val="20"/>
-          <w:lang w:val="es-CO"/>
-        </w:rPr>
-        <w:t>riparia</w:t>
-      </w:r>
-      <w:proofErr w:type="spellEnd"/>
-      <w:r>
-        <w:rPr>
-          <w:i/>
-          <w:iCs/>
-          <w:color w:val="444444"/>
-          <w:sz w:val="20"/>
-          <w:szCs w:val="20"/>
-          <w:lang w:val="es-CO"/>
-        </w:rPr>
-        <w:t xml:space="preserve">. </w:t>
-      </w:r>
-      <w:r>
-        <w:rPr>
-          <w:i/>
-          <w:iCs/>
-          <w:color w:val="444444"/>
-          <w:sz w:val="20"/>
-          <w:szCs w:val="20"/>
-        </w:rPr>
-        <w:t xml:space="preserve">A = 0.04 m², L = 0.50 m, </w:t>
-      </w:r>
-      <w:proofErr w:type="spellStart"/>
-      <w:r>
-        <w:rPr>
-          <w:i/>
-          <w:iCs/>
-          <w:color w:val="444444"/>
-          <w:sz w:val="20"/>
-          <w:szCs w:val="20"/>
-        </w:rPr>
-        <w:t>Δh</w:t>
-      </w:r>
-      <w:proofErr w:type="spellEnd"/>
-      <w:r>
-        <w:rPr>
-          <w:i/>
-          <w:iCs/>
-          <w:color w:val="444444"/>
-          <w:sz w:val="20"/>
-          <w:szCs w:val="20"/>
-        </w:rPr>
-        <w:t xml:space="preserve"> = 0.80 m, Q = 3.2 × 10⁻⁵ m³/s.</w:t>
+        </w:rPr>
+        <w:t>A = 0.04 m², L = 0.50 m, Δh = 0.80 m, Q = 3.2 × 10⁻⁵ m³/s.</w:t>
       </w:r>
     </w:p>
     <w:p>
@@ -3172,61 +2514,7 @@
           <w:sz w:val="20"/>
           <w:szCs w:val="20"/>
         </w:rPr>
-        <w:t xml:space="preserve">Q = </w:t>
-      </w:r>
-      <w:proofErr w:type="spellStart"/>
-      <w:r>
-        <w:rPr>
-          <w:rFonts w:ascii="Courier New" w:eastAsia="Courier New" w:hAnsi="Courier New" w:cs="Courier New"/>
-          <w:sz w:val="20"/>
-          <w:szCs w:val="20"/>
-        </w:rPr>
-        <w:t>K·A·i</w:t>
-      </w:r>
-      <w:proofErr w:type="spellEnd"/>
-      <w:r>
-        <w:rPr>
-          <w:rFonts w:ascii="Courier New" w:eastAsia="Courier New" w:hAnsi="Courier New" w:cs="Courier New"/>
-          <w:sz w:val="20"/>
-          <w:szCs w:val="20"/>
-        </w:rPr>
-        <w:t xml:space="preserve">     </w:t>
-      </w:r>
-      <w:proofErr w:type="spellStart"/>
-      <w:r>
-        <w:rPr>
-          <w:rFonts w:ascii="Courier New" w:eastAsia="Courier New" w:hAnsi="Courier New" w:cs="Courier New"/>
-          <w:sz w:val="20"/>
-          <w:szCs w:val="20"/>
-        </w:rPr>
-        <w:t>i</w:t>
-      </w:r>
-      <w:proofErr w:type="spellEnd"/>
-      <w:r>
-        <w:rPr>
-          <w:rFonts w:ascii="Courier New" w:eastAsia="Courier New" w:hAnsi="Courier New" w:cs="Courier New"/>
-          <w:sz w:val="20"/>
-          <w:szCs w:val="20"/>
-        </w:rPr>
-        <w:t xml:space="preserve"> = </w:t>
-      </w:r>
-      <w:proofErr w:type="spellStart"/>
-      <w:r>
-        <w:rPr>
-          <w:rFonts w:ascii="Courier New" w:eastAsia="Courier New" w:hAnsi="Courier New" w:cs="Courier New"/>
-          <w:sz w:val="20"/>
-          <w:szCs w:val="20"/>
-        </w:rPr>
-        <w:t>Δh</w:t>
-      </w:r>
-      <w:proofErr w:type="spellEnd"/>
-      <w:r>
-        <w:rPr>
-          <w:rFonts w:ascii="Courier New" w:eastAsia="Courier New" w:hAnsi="Courier New" w:cs="Courier New"/>
-          <w:sz w:val="20"/>
-          <w:szCs w:val="20"/>
-        </w:rPr>
-        <w:t>/L</w:t>
+        <w:t>Q = K·A·i     i = Δh/L</w:t>
       </w:r>
     </w:p>
     <w:p>
@@ -3248,9 +2536,128 @@
           <w:szCs w:val="18"/>
           <w:shd w:val="clear" w:color="auto" w:fill="2E7D32"/>
         </w:rPr>
-        <w:t xml:space="preserve"> </w:t>
-      </w:r>
-      <w:proofErr w:type="spellStart"/>
+        <w:t xml:space="preserve"> Solución </w:t>
+      </w:r>
+    </w:p>
+    <w:p>
+      <w:pPr>
+        <w:pBdr>
+          <w:left w:val="single" w:sz="18" w:space="8" w:color="2E7D32"/>
+        </w:pBdr>
+        <w:shd w:val="clear" w:color="auto" w:fill="EAF5EA"/>
+        <w:spacing w:before="20" w:after="20"/>
+        <w:ind w:left="560"/>
+      </w:pPr>
+      <w:r>
+        <w:rPr>
+          <w:rFonts w:ascii="Courier New" w:eastAsia="Courier New" w:hAnsi="Courier New" w:cs="Courier New"/>
+          <w:sz w:val="20"/>
+          <w:szCs w:val="20"/>
+        </w:rPr>
+        <w:t>i = Δh/L = 0.80 / 0.50 = 1.6</w:t>
+      </w:r>
+    </w:p>
+    <w:p>
+      <w:pPr>
+        <w:pBdr>
+          <w:left w:val="single" w:sz="18" w:space="8" w:color="2E7D32"/>
+        </w:pBdr>
+        <w:shd w:val="clear" w:color="auto" w:fill="EAF5EA"/>
+        <w:spacing w:before="20" w:after="20"/>
+        <w:ind w:left="560"/>
+      </w:pPr>
+      <w:r>
+        <w:rPr>
+          <w:rFonts w:ascii="Courier New" w:eastAsia="Courier New" w:hAnsi="Courier New" w:cs="Courier New"/>
+          <w:sz w:val="20"/>
+          <w:szCs w:val="20"/>
+        </w:rPr>
+        <w:t>K = Q / (A·i) = 3.2×10⁻⁵ / (0.04 × 1.6) = 3.2×10⁻⁵ / 0.064</w:t>
+      </w:r>
+    </w:p>
+    <w:p>
+      <w:pPr>
+        <w:pBdr>
+          <w:left w:val="single" w:sz="18" w:space="8" w:color="2E7D32"/>
+        </w:pBdr>
+        <w:shd w:val="clear" w:color="auto" w:fill="EAF5EA"/>
+        <w:spacing w:before="20" w:after="20"/>
+        <w:ind w:left="560"/>
+      </w:pPr>
+      <w:r>
+        <w:rPr>
+          <w:b/>
+          <w:bCs/>
+          <w:sz w:val="20"/>
+          <w:szCs w:val="20"/>
+        </w:rPr>
+        <w:t>K ≈ 5.0 × 10⁻⁴ m/s</w:t>
+      </w:r>
+    </w:p>
+    <w:p>
+      <w:pPr>
+        <w:pBdr>
+          <w:left w:val="single" w:sz="18" w:space="8" w:color="2E7D32"/>
+        </w:pBdr>
+        <w:shd w:val="clear" w:color="auto" w:fill="EAF5EA"/>
+        <w:spacing w:before="20" w:after="20"/>
+        <w:ind w:left="560"/>
+        <w:rPr>
+          <w:lang w:val="es-CO"/>
+        </w:rPr>
+      </w:pPr>
+      <w:r>
+        <w:rPr>
+          <w:sz w:val="20"/>
+          <w:szCs w:val="20"/>
+          <w:lang w:val="es-CO"/>
+        </w:rPr>
+        <w:t>Tipo de suelo: según los rangos típicos de conductividad hidráulica, K ≈ 5×10⁻⁴ m/s cae en el rango de arena (10⁻³–10⁻⁵ m/s), consistente con el enunciado de "acuífero arenoso" — un material moderadamente a bien permeable.</w:t>
+      </w:r>
+    </w:p>
+    <w:p>
+      <w:pPr>
+        <w:spacing w:after="200"/>
+        <w:rPr>
+          <w:lang w:val="es-CO"/>
+        </w:rPr>
+      </w:pPr>
+    </w:p>
+    <w:p>
+      <w:pPr>
+        <w:spacing w:before="260" w:after="60"/>
+        <w:rPr>
+          <w:lang w:val="es-CO"/>
+        </w:rPr>
+      </w:pPr>
+      <w:r>
+        <w:rPr>
+          <w:b/>
+          <w:bCs/>
+          <w:lang w:val="es-CO"/>
+        </w:rPr>
+        <w:t xml:space="preserve">13. </w:t>
+      </w:r>
+      <w:r>
+        <w:rPr>
+          <w:lang w:val="es-CO"/>
+        </w:rPr>
+        <w:t>Discute cómo la compactación del suelo por pisoteo ganadero, si esta reduce la conductividad hidráulica "K" diez veces, afecta el comportamiento de los fluidos en el acuífero.</w:t>
+      </w:r>
+    </w:p>
+    <w:p>
+      <w:pPr>
+        <w:pBdr>
+          <w:top w:val="single" w:sz="2" w:space="4" w:color="EAF5EA"/>
+          <w:left w:val="single" w:sz="18" w:space="8" w:color="2E7D32"/>
+        </w:pBdr>
+        <w:shd w:val="clear" w:color="auto" w:fill="EAF5EA"/>
+        <w:spacing w:before="20" w:after="20"/>
+        <w:ind w:left="560"/>
+        <w:rPr>
+          <w:lang w:val="es-CO"/>
+        </w:rPr>
+      </w:pPr>
       <w:r>
         <w:rPr>
           <w:b/>
@@ -3259,10 +2666,222 @@
           <w:sz w:val="18"/>
           <w:szCs w:val="18"/>
           <w:shd w:val="clear" w:color="auto" w:fill="2E7D32"/>
-        </w:rPr>
-        <w:t>Solución</w:t>
-      </w:r>
-      <w:proofErr w:type="spellEnd"/>
+          <w:lang w:val="es-CO"/>
+        </w:rPr>
+        <w:t xml:space="preserve"> Solución </w:t>
+      </w:r>
+    </w:p>
+    <w:p>
+      <w:pPr>
+        <w:pBdr>
+          <w:left w:val="single" w:sz="18" w:space="8" w:color="2E7D32"/>
+        </w:pBdr>
+        <w:shd w:val="clear" w:color="auto" w:fill="EAF5EA"/>
+        <w:spacing w:before="20" w:after="20"/>
+        <w:ind w:left="560"/>
+        <w:rPr>
+          <w:lang w:val="es-CO"/>
+        </w:rPr>
+      </w:pPr>
+      <w:r>
+        <w:rPr>
+          <w:sz w:val="20"/>
+          <w:szCs w:val="20"/>
+          <w:lang w:val="es-CO"/>
+        </w:rPr>
+        <w:t>Si K se reduce 10 veces (K' = K/10 ≈ 5.0×10⁻⁵ m/s), y el gradiente hidráulico i se mantiene igual, entonces por la ley de Darcy (Q = K·A·i) el caudal Q también se reduce en un factor de 10 (Q' ≈ 3.2×10⁻⁶ m³/s), para la misma área y gradiente. La compactación por pisoteo ganadero destruye la macro</w:t>
+      </w:r>
+      <w:r>
+        <w:rPr>
+          <w:sz w:val="20"/>
+          <w:szCs w:val="20"/>
+          <w:lang w:val="es-CO"/>
+        </w:rPr>
+        <w:t>-</w:t>
+      </w:r>
+      <w:r>
+        <w:rPr>
+          <w:sz w:val="20"/>
+          <w:szCs w:val="20"/>
+          <w:lang w:val="es-CO"/>
+        </w:rPr>
+        <w:t>porosidad del suelo (colapsa poros y galerías biológicas), lo cual: (1) reduce la infiltración y la recarga del acuífero desde la superficie; (</w:t>
+      </w:r>
+      <w:r>
+        <w:rPr>
+          <w:sz w:val="20"/>
+          <w:szCs w:val="20"/>
+          <w:lang w:val="es-CO"/>
+        </w:rPr>
+        <w:t>2</w:t>
+      </w:r>
+      <w:r>
+        <w:rPr>
+          <w:sz w:val="20"/>
+          <w:szCs w:val="20"/>
+          <w:lang w:val="es-CO"/>
+        </w:rPr>
+        <w:t xml:space="preserve">) reduce el aporte de agua subterránea al caudal base de arroyos y humedales </w:t>
+      </w:r>
+      <w:r>
+        <w:rPr>
+          <w:sz w:val="20"/>
+          <w:szCs w:val="20"/>
+          <w:lang w:val="es-CO"/>
+        </w:rPr>
+        <w:t>ripiaros</w:t>
+      </w:r>
+      <w:r>
+        <w:rPr>
+          <w:sz w:val="20"/>
+          <w:szCs w:val="20"/>
+          <w:lang w:val="es-CO"/>
+        </w:rPr>
+        <w:t xml:space="preserve"> en época seca, con consecuencias directas sobre la disponibilidad de agua y los hábitats que dependen de ese flujo constante (refugios térmicos, humedales). Es un ejemplo directo de cómo una perturbación física del suelo (compactación) se traduce, vía la ley de Darcy, en un cambio hidrológico con consecuencias ecológicas medibles.</w:t>
+      </w:r>
+    </w:p>
+    <w:p>
+      <w:pPr>
+        <w:spacing w:after="200"/>
+        <w:rPr>
+          <w:lang w:val="es-CO"/>
+        </w:rPr>
+      </w:pPr>
+    </w:p>
+    <w:p>
+      <w:pPr>
+        <w:pBdr>
+          <w:bottom w:val="single" w:sz="4" w:space="1" w:color="CCCCCC"/>
+        </w:pBdr>
+        <w:spacing w:before="200" w:after="200"/>
+        <w:rPr>
+          <w:lang w:val="es-CO"/>
+        </w:rPr>
+      </w:pPr>
+    </w:p>
+    <w:p>
+      <w:pPr>
+        <w:pStyle w:val="Heading2"/>
+        <w:pBdr>
+          <w:bottom w:val="single" w:sz="4" w:space="4" w:color="333333"/>
+        </w:pBdr>
+        <w:spacing w:before="400" w:after="150"/>
+        <w:rPr>
+          <w:lang w:val="es-CO"/>
+        </w:rPr>
+      </w:pPr>
+      <w:r>
+        <w:rPr>
+          <w:b/>
+          <w:bCs/>
+          <w:lang w:val="es-CO"/>
+        </w:rPr>
+        <w:t>D. Mecánica de fluidos aplicada a ríos — Bunn &amp; Arthington (2002)</w:t>
+      </w:r>
+    </w:p>
+    <w:p>
+      <w:pPr>
+        <w:pBdr>
+          <w:left w:val="single" w:sz="6" w:space="8" w:color="999999"/>
+        </w:pBdr>
+        <w:spacing w:before="100" w:after="200"/>
+        <w:ind w:left="400"/>
+        <w:rPr>
+          <w:lang w:val="es-CO"/>
+        </w:rPr>
+      </w:pPr>
+      <w:r>
+        <w:rPr>
+          <w:i/>
+          <w:iCs/>
+          <w:color w:val="444444"/>
+          <w:sz w:val="20"/>
+          <w:szCs w:val="20"/>
+          <w:lang w:val="es-CO"/>
+        </w:rPr>
+        <w:t xml:space="preserve">Artículo base: Bunn, S.E. &amp; Arthington, A.H. (2002). </w:t>
+      </w:r>
+      <w:r>
+        <w:rPr>
+          <w:i/>
+          <w:iCs/>
+          <w:color w:val="444444"/>
+          <w:sz w:val="20"/>
+          <w:szCs w:val="20"/>
+        </w:rPr>
+        <w:t xml:space="preserve">"Basic Principles and Ecological Consequences of Altered Flow Regimes for Aquatic Biodiversity." </w:t>
+      </w:r>
+      <w:r>
+        <w:rPr>
+          <w:i/>
+          <w:iCs/>
+          <w:color w:val="444444"/>
+          <w:sz w:val="20"/>
+          <w:szCs w:val="20"/>
+          <w:lang w:val="es-CO"/>
+        </w:rPr>
+        <w:t>Environmental Management 30(4):492–507. doi:10.1007/s00267-002-2737-0</w:t>
+      </w:r>
+    </w:p>
+    <w:p>
+      <w:pPr>
+        <w:spacing w:before="260" w:after="60"/>
+        <w:rPr>
+          <w:lang w:val="es-CO"/>
+        </w:rPr>
+      </w:pPr>
+      <w:r>
+        <w:rPr>
+          <w:b/>
+          <w:bCs/>
+          <w:lang w:val="es-CO"/>
+        </w:rPr>
+        <w:t xml:space="preserve">14. </w:t>
+      </w:r>
+      <w:r>
+        <w:rPr>
+          <w:lang w:val="es-CO"/>
+        </w:rPr>
+        <w:t>Ecuación de continuidad y hábitat físico (Principio 1)</w:t>
+      </w:r>
+    </w:p>
+    <w:p>
+      <w:pPr>
+        <w:spacing w:before="260" w:after="60"/>
+        <w:ind w:left="400"/>
+        <w:rPr>
+          <w:lang w:val="es-CO"/>
+        </w:rPr>
+      </w:pPr>
+      <w:r>
+        <w:rPr>
+          <w:b/>
+          <w:bCs/>
+          <w:lang w:val="es-CO"/>
+        </w:rPr>
+        <w:lastRenderedPageBreak/>
+        <w:t xml:space="preserve">a) Análisis conceptual. </w:t>
+      </w:r>
+      <w:r>
+        <w:rPr>
+          <w:lang w:val="es-CO"/>
+        </w:rPr>
+        <w:t>Usa Q = A·v para explicar por qué un río regulado por una represa, con caudal base estable y bajo, tiende a tener menos diversidad de microhábitats que un río con régimen natural variable.</w:t>
+      </w:r>
+    </w:p>
+    <w:p>
+      <w:pPr>
+        <w:pBdr>
+          <w:top w:val="single" w:sz="2" w:space="4" w:color="EAF5EA"/>
+          <w:left w:val="single" w:sz="18" w:space="8" w:color="2E7D32"/>
+        </w:pBdr>
+        <w:shd w:val="clear" w:color="auto" w:fill="EAF5EA"/>
+        <w:spacing w:before="20" w:after="20"/>
+        <w:ind w:left="560"/>
+        <w:rPr>
+          <w:lang w:val="es-CO"/>
+        </w:rPr>
+      </w:pPr>
       <w:r>
         <w:rPr>
           <w:b/>
@@ -3271,130 +2890,30 @@
           <w:sz w:val="18"/>
           <w:szCs w:val="18"/>
           <w:shd w:val="clear" w:color="auto" w:fill="2E7D32"/>
-        </w:rPr>
-        <w:t xml:space="preserve"> </w:t>
-      </w:r>
-    </w:p>
-    <w:p>
-      <w:pPr>
-        <w:pBdr>
-          <w:left w:val="single" w:sz="18" w:space="8" w:color="2E7D32"/>
-        </w:pBdr>
-        <w:shd w:val="clear" w:color="auto" w:fill="EAF5EA"/>
-        <w:spacing w:before="20" w:after="20"/>
-        <w:ind w:left="560"/>
-      </w:pPr>
-      <w:proofErr w:type="spellStart"/>
-      <w:r>
-        <w:rPr>
-          <w:rFonts w:ascii="Courier New" w:eastAsia="Courier New" w:hAnsi="Courier New" w:cs="Courier New"/>
-          <w:sz w:val="20"/>
-          <w:szCs w:val="20"/>
-        </w:rPr>
-        <w:t>i</w:t>
-      </w:r>
-      <w:proofErr w:type="spellEnd"/>
-      <w:r>
-        <w:rPr>
-          <w:rFonts w:ascii="Courier New" w:eastAsia="Courier New" w:hAnsi="Courier New" w:cs="Courier New"/>
-          <w:sz w:val="20"/>
-          <w:szCs w:val="20"/>
-        </w:rPr>
-        <w:t xml:space="preserve"> = </w:t>
-      </w:r>
-      <w:proofErr w:type="spellStart"/>
-      <w:r>
-        <w:rPr>
-          <w:rFonts w:ascii="Courier New" w:eastAsia="Courier New" w:hAnsi="Courier New" w:cs="Courier New"/>
-          <w:sz w:val="20"/>
-          <w:szCs w:val="20"/>
-        </w:rPr>
-        <w:t>Δh</w:t>
-      </w:r>
-      <w:proofErr w:type="spellEnd"/>
-      <w:r>
-        <w:rPr>
-          <w:rFonts w:ascii="Courier New" w:eastAsia="Courier New" w:hAnsi="Courier New" w:cs="Courier New"/>
-          <w:sz w:val="20"/>
-          <w:szCs w:val="20"/>
-        </w:rPr>
-        <w:t>/L = 0.80 / 0.50 = 1.6</w:t>
-      </w:r>
-    </w:p>
-    <w:p>
-      <w:pPr>
-        <w:pBdr>
-          <w:left w:val="single" w:sz="18" w:space="8" w:color="2E7D32"/>
-        </w:pBdr>
-        <w:shd w:val="clear" w:color="auto" w:fill="EAF5EA"/>
-        <w:spacing w:before="20" w:after="20"/>
-        <w:ind w:left="560"/>
-      </w:pPr>
-      <w:r>
-        <w:rPr>
-          <w:rFonts w:ascii="Courier New" w:eastAsia="Courier New" w:hAnsi="Courier New" w:cs="Courier New"/>
-          <w:sz w:val="20"/>
-          <w:szCs w:val="20"/>
-        </w:rPr>
-        <w:t>K = Q / (</w:t>
-      </w:r>
-      <w:proofErr w:type="spellStart"/>
-      <w:r>
-        <w:rPr>
-          <w:rFonts w:ascii="Courier New" w:eastAsia="Courier New" w:hAnsi="Courier New" w:cs="Courier New"/>
-          <w:sz w:val="20"/>
-          <w:szCs w:val="20"/>
-        </w:rPr>
-        <w:t>A·i</w:t>
-      </w:r>
-      <w:proofErr w:type="spellEnd"/>
-      <w:r>
-        <w:rPr>
-          <w:rFonts w:ascii="Courier New" w:eastAsia="Courier New" w:hAnsi="Courier New" w:cs="Courier New"/>
-          <w:sz w:val="20"/>
-          <w:szCs w:val="20"/>
-        </w:rPr>
-        <w:t>) = 3.2×10⁻⁵ / (0.04 × 1.6) = 3.2×10⁻⁵ / 0.064</w:t>
-      </w:r>
-    </w:p>
-    <w:p>
-      <w:pPr>
-        <w:pBdr>
-          <w:left w:val="single" w:sz="18" w:space="8" w:color="2E7D32"/>
-        </w:pBdr>
-        <w:shd w:val="clear" w:color="auto" w:fill="EAF5EA"/>
-        <w:spacing w:before="20" w:after="20"/>
-        <w:ind w:left="560"/>
-      </w:pPr>
-      <w:r>
-        <w:rPr>
-          <w:b/>
-          <w:bCs/>
-          <w:sz w:val="20"/>
-          <w:szCs w:val="20"/>
-        </w:rPr>
-        <w:t>K ≈ 5.0 × 10⁻⁴ m/s</w:t>
-      </w:r>
-    </w:p>
-    <w:p>
-      <w:pPr>
-        <w:pBdr>
-          <w:left w:val="single" w:sz="18" w:space="8" w:color="2E7D32"/>
-        </w:pBdr>
-        <w:shd w:val="clear" w:color="auto" w:fill="EAF5EA"/>
-        <w:spacing w:before="20" w:after="20"/>
-        <w:ind w:left="560"/>
-        <w:rPr>
-          <w:lang w:val="es-CO"/>
-        </w:rPr>
-      </w:pPr>
-      <w:r>
-        <w:rPr>
-          <w:sz w:val="20"/>
-          <w:szCs w:val="20"/>
-          <w:lang w:val="es-CO"/>
-        </w:rPr>
-        <w:t>Tipo de suelo: según los rangos típicos de conductividad hidráulica, K ≈ 5×10⁻⁴ m/s cae en el rango de arena (10⁻³–10⁻⁵ m/s), consistente con el enunciado de "acuífero arenoso" — un material moderadamente a bien permeable.</w:t>
+          <w:lang w:val="es-CO"/>
+        </w:rPr>
+        <w:t xml:space="preserve"> Solución </w:t>
+      </w:r>
+    </w:p>
+    <w:p>
+      <w:pPr>
+        <w:pBdr>
+          <w:left w:val="single" w:sz="18" w:space="8" w:color="2E7D32"/>
+        </w:pBdr>
+        <w:shd w:val="clear" w:color="auto" w:fill="EAF5EA"/>
+        <w:spacing w:before="20" w:after="20"/>
+        <w:ind w:left="560"/>
+        <w:rPr>
+          <w:lang w:val="es-CO"/>
+        </w:rPr>
+      </w:pPr>
+      <w:r>
+        <w:rPr>
+          <w:sz w:val="20"/>
+          <w:szCs w:val="20"/>
+          <w:lang w:val="es-CO"/>
+        </w:rPr>
+        <w:t>Con Q = A·v, cada combinación de caudal Q produce una combinación característica de profundidad, área mojada y velocidad (A, v) en el cauce. Un régimen natural variable —con crecidas periódicas y estiajes— recorre un amplio rango de esas combinaciones a lo largo del año, creando y renovando una gran diversidad de microhábitats (pozas profundas de baja velocidad, rápidos someros de alta velocidad, bancos de arena, zonas de remanso). Un río regulado con caudal base bajo y estable mantiene A y v casi constantes todo el año: se pierde la variabilidad temporal, la sección mojada se reduce y homogeneiza, y con ella la diversidad de microhábitats físicos que sostienen distintos gremios ecológicos (Principio 1).</w:t>
       </w:r>
     </w:p>
     <w:p>
@@ -3408,23 +2927,24 @@
     <w:p>
       <w:pPr>
         <w:spacing w:before="260" w:after="60"/>
-        <w:rPr>
-          <w:lang w:val="es-CO"/>
-        </w:rPr>
-      </w:pPr>
-      <w:r>
-        <w:rPr>
-          <w:b/>
-          <w:bCs/>
-          <w:lang w:val="es-CO"/>
-        </w:rPr>
-        <w:t xml:space="preserve">13. </w:t>
-      </w:r>
-      <w:r>
-        <w:rPr>
-          <w:lang w:val="es-CO"/>
-        </w:rPr>
-        <w:t>Discute cómo la compactación del suelo por pisoteo ganadero, si esta reduce la conductividad hidráulica "K" diez veces, afecta el comportamiento de los fluidos en el acuífero.</w:t>
+        <w:ind w:left="400"/>
+        <w:rPr>
+          <w:lang w:val="es-CO"/>
+        </w:rPr>
+      </w:pPr>
+      <w:r>
+        <w:rPr>
+          <w:b/>
+          <w:bCs/>
+          <w:lang w:val="es-CO"/>
+        </w:rPr>
+        <w:t xml:space="preserve">b) Relaciona con el artículo. </w:t>
+      </w:r>
+      <w:r>
+        <w:rPr>
+          <w:lang w:val="es-CO"/>
+        </w:rPr>
+        <w:t>El artículo describe crecimientos excesivos de macrófitas en ríos noruegos regulados. Explica cómo la reducción de variabilidad del caudal elimina los eventos de alta velocidad que normalmente controlan la biomasa de plantas por arrastre.</w:t>
       </w:r>
     </w:p>
     <w:p>
@@ -3471,91 +2991,38 @@
           <w:szCs w:val="20"/>
           <w:lang w:val="es-CO"/>
         </w:rPr>
-        <w:t xml:space="preserve">Si K se reduce 10 veces (K' = K/10 ≈ 5.0×10⁻⁵ m/s), y el gradiente hidráulico i se mantiene igual, entonces por la ley de Darcy (Q = </w:t>
-      </w:r>
-      <w:proofErr w:type="spellStart"/>
-      <w:r>
-        <w:rPr>
-          <w:sz w:val="20"/>
-          <w:szCs w:val="20"/>
-          <w:lang w:val="es-CO"/>
-        </w:rPr>
-        <w:t>K·A·i</w:t>
-      </w:r>
-      <w:proofErr w:type="spellEnd"/>
-      <w:r>
-        <w:rPr>
-          <w:sz w:val="20"/>
-          <w:szCs w:val="20"/>
-          <w:lang w:val="es-CO"/>
-        </w:rPr>
-        <w:t xml:space="preserve">) el caudal Q también se reduce en un factor de 10 (Q' ≈ 3.2×10⁻⁶ m³/s), para la misma área y gradiente. La compactación por pisoteo ganadero destruye la </w:t>
-      </w:r>
-      <w:proofErr w:type="spellStart"/>
-      <w:r>
-        <w:rPr>
-          <w:sz w:val="20"/>
-          <w:szCs w:val="20"/>
-          <w:lang w:val="es-CO"/>
-        </w:rPr>
-        <w:t>macro</w:t>
-      </w:r>
-      <w:r>
-        <w:rPr>
-          <w:sz w:val="20"/>
-          <w:szCs w:val="20"/>
-          <w:lang w:val="es-CO"/>
-        </w:rPr>
-        <w:t>-</w:t>
-      </w:r>
-      <w:r>
-        <w:rPr>
-          <w:sz w:val="20"/>
-          <w:szCs w:val="20"/>
-          <w:lang w:val="es-CO"/>
-        </w:rPr>
-        <w:t>porosidad</w:t>
-      </w:r>
-      <w:proofErr w:type="spellEnd"/>
-      <w:r>
-        <w:rPr>
-          <w:sz w:val="20"/>
-          <w:szCs w:val="20"/>
-          <w:lang w:val="es-CO"/>
-        </w:rPr>
-        <w:t xml:space="preserve"> del suelo (colapsa poros y galerías biológicas), lo cual: (1) reduce la infiltración y la recarga del acuífero desde la superficie; (</w:t>
-      </w:r>
-      <w:r>
-        <w:rPr>
-          <w:sz w:val="20"/>
-          <w:szCs w:val="20"/>
-          <w:lang w:val="es-CO"/>
-        </w:rPr>
-        <w:t>2</w:t>
-      </w:r>
-      <w:r>
-        <w:rPr>
-          <w:sz w:val="20"/>
-          <w:szCs w:val="20"/>
-          <w:lang w:val="es-CO"/>
-        </w:rPr>
-        <w:t xml:space="preserve">) reduce el aporte de agua subterránea al caudal base de arroyos y humedales </w:t>
-      </w:r>
-      <w:r>
-        <w:rPr>
-          <w:sz w:val="20"/>
-          <w:szCs w:val="20"/>
-          <w:lang w:val="es-CO"/>
-        </w:rPr>
-        <w:t>ripiaros</w:t>
-      </w:r>
-      <w:r>
-        <w:rPr>
-          <w:sz w:val="20"/>
-          <w:szCs w:val="20"/>
-          <w:lang w:val="es-CO"/>
-        </w:rPr>
-        <w:t xml:space="preserve"> en época seca, con consecuencias directas sobre la disponibilidad de agua y los hábitats que dependen de ese flujo constante (refugios térmicos, humedales). Es un ejemplo directo de cómo una perturbación física del suelo (compactación) se traduce, vía la ley de Darcy, en un cambio hidrológico con consecuencias ecológicas medibles.</w:t>
+        <w:t>En un río de régimen natural, las crecidas periódicas generan pulsos de alta velocidad (y, por continuidad, alta presión dinámica ½</w:t>
+      </w:r>
+      <w:r>
+        <w:rPr>
+          <w:sz w:val="20"/>
+          <w:szCs w:val="20"/>
+        </w:rPr>
+        <w:t>ρ</w:t>
+      </w:r>
+      <w:r>
+        <w:rPr>
+          <w:sz w:val="20"/>
+          <w:szCs w:val="20"/>
+          <w:lang w:val="es-CO"/>
+        </w:rPr>
+        <w:t>v²) capaces de arrancar y arrastrar la vegetación acuática que se ha establecido en el cauce, manteniendo su biomasa bajo control</w:t>
+      </w:r>
+      <w:r>
+        <w:rPr>
+          <w:sz w:val="20"/>
+          <w:szCs w:val="20"/>
+          <w:lang w:val="es-CO"/>
+        </w:rPr>
+        <w:t xml:space="preserve">. </w:t>
+      </w:r>
+      <w:r>
+        <w:rPr>
+          <w:sz w:val="20"/>
+          <w:szCs w:val="20"/>
+          <w:lang w:val="es-CO"/>
+        </w:rPr>
+        <w:t>Al regular el río con caudal base bajo y constante, se eliminan esos eventos de alta velocidad: la velocidad del agua nunca supera el umbral necesario para desprender las macrófitas, que entonces crecen sin control, tal como documenta Bunn &amp; Arthington (2002) para ríos noruegos regulados. Es una consecuencia directa de que Q = A·v ya no alcanza los valores altos de v que antes limitaban la vegetación.</w:t>
       </w:r>
     </w:p>
     <w:p>
@@ -3568,60 +3035,66 @@
     </w:p>
     <w:p>
       <w:pPr>
-        <w:pBdr>
-          <w:bottom w:val="single" w:sz="4" w:space="1" w:color="CCCCCC"/>
-        </w:pBdr>
-        <w:spacing w:before="200" w:after="200"/>
-        <w:rPr>
-          <w:lang w:val="es-CO"/>
-        </w:rPr>
-      </w:pPr>
-    </w:p>
-    <w:p>
-      <w:pPr>
-        <w:pStyle w:val="Heading2"/>
-        <w:pBdr>
-          <w:bottom w:val="single" w:sz="4" w:space="4" w:color="333333"/>
-        </w:pBdr>
-        <w:spacing w:before="400" w:after="150"/>
-        <w:rPr>
-          <w:lang w:val="es-CO"/>
-        </w:rPr>
-      </w:pPr>
-      <w:r>
-        <w:rPr>
-          <w:b/>
-          <w:bCs/>
-          <w:lang w:val="es-CO"/>
-        </w:rPr>
-        <w:t xml:space="preserve">D. Mecánica de fluidos aplicada a ríos — Bunn &amp; </w:t>
-      </w:r>
-      <w:proofErr w:type="spellStart"/>
-      <w:r>
-        <w:rPr>
-          <w:b/>
-          <w:bCs/>
-          <w:lang w:val="es-CO"/>
-        </w:rPr>
-        <w:t>Arthington</w:t>
-      </w:r>
-      <w:proofErr w:type="spellEnd"/>
-      <w:r>
-        <w:rPr>
-          <w:b/>
-          <w:bCs/>
-          <w:lang w:val="es-CO"/>
-        </w:rPr>
-        <w:t xml:space="preserve"> (2002)</w:t>
-      </w:r>
-    </w:p>
-    <w:p>
-      <w:pPr>
-        <w:pBdr>
-          <w:left w:val="single" w:sz="6" w:space="8" w:color="999999"/>
-        </w:pBdr>
-        <w:spacing w:before="100" w:after="200"/>
+        <w:spacing w:before="260" w:after="60"/>
+        <w:rPr>
+          <w:lang w:val="es-CO"/>
+        </w:rPr>
+      </w:pPr>
+      <w:r>
+        <w:rPr>
+          <w:b/>
+          <w:bCs/>
+          <w:lang w:val="es-CO"/>
+        </w:rPr>
+        <w:t xml:space="preserve">15. </w:t>
+      </w:r>
+      <w:r>
+        <w:rPr>
+          <w:lang w:val="es-CO"/>
+        </w:rPr>
+        <w:t>Bernoulli, presión dinámica y estrategias de vida (Principio 2)</w:t>
+      </w:r>
+    </w:p>
+    <w:p>
+      <w:pPr>
+        <w:spacing w:before="260" w:after="60"/>
         <w:ind w:left="400"/>
+        <w:rPr>
+          <w:lang w:val="es-CO"/>
+        </w:rPr>
+      </w:pPr>
+      <w:r>
+        <w:rPr>
+          <w:b/>
+          <w:bCs/>
+          <w:lang w:val="es-CO"/>
+        </w:rPr>
+        <w:t xml:space="preserve">a) Análisis de ecuación. </w:t>
+      </w:r>
+      <w:r>
+        <w:rPr>
+          <w:lang w:val="es-CO"/>
+        </w:rPr>
+        <w:t>En un flujo horizontal, mayor velocidad implica menor presión estática (Bernoulli). ¿Por qué los macroinvertebrados bentónicos en zonas de rápidos no son arrastrados, aunque la presión dinámica ½</w:t>
+      </w:r>
+      <w:r>
+        <w:t>ρ</w:t>
+      </w:r>
+      <w:r>
+        <w:rPr>
+          <w:lang w:val="es-CO"/>
+        </w:rPr>
+        <w:t>v² sea alta? Explica usando el principio de Bernoulli.</w:t>
+      </w:r>
+    </w:p>
+    <w:p>
+      <w:pPr>
+        <w:pBdr>
+          <w:left w:val="single" w:sz="6" w:space="8" w:color="AAAAAA"/>
+        </w:pBdr>
+        <w:shd w:val="clear" w:color="auto" w:fill="F5F5F5"/>
+        <w:spacing w:before="60" w:after="120"/>
+        <w:ind w:left="560"/>
         <w:rPr>
           <w:lang w:val="es-CO"/>
         </w:rPr>
@@ -3630,130 +3103,38 @@
         <w:rPr>
           <w:i/>
           <w:iCs/>
-          <w:color w:val="444444"/>
-          <w:sz w:val="20"/>
-          <w:szCs w:val="20"/>
-          <w:lang w:val="es-CO"/>
-        </w:rPr>
-        <w:t xml:space="preserve">Artículo base: Bunn, S.E. &amp; </w:t>
-      </w:r>
-      <w:proofErr w:type="spellStart"/>
-      <w:r>
-        <w:rPr>
-          <w:i/>
-          <w:iCs/>
-          <w:color w:val="444444"/>
-          <w:sz w:val="20"/>
-          <w:szCs w:val="20"/>
-          <w:lang w:val="es-CO"/>
-        </w:rPr>
-        <w:t>Arthington</w:t>
-      </w:r>
-      <w:proofErr w:type="spellEnd"/>
-      <w:r>
-        <w:rPr>
-          <w:i/>
-          <w:iCs/>
-          <w:color w:val="444444"/>
-          <w:sz w:val="20"/>
-          <w:szCs w:val="20"/>
-          <w:lang w:val="es-CO"/>
-        </w:rPr>
-        <w:t xml:space="preserve">, A.H. (2002). </w:t>
-      </w:r>
-      <w:r>
-        <w:rPr>
-          <w:i/>
-          <w:iCs/>
-          <w:color w:val="444444"/>
-          <w:sz w:val="20"/>
-          <w:szCs w:val="20"/>
-        </w:rPr>
-        <w:t xml:space="preserve">"Basic Principles and Ecological Consequences of Altered Flow Regimes for Aquatic Biodiversity." </w:t>
-      </w:r>
-      <w:proofErr w:type="spellStart"/>
-      <w:r>
-        <w:rPr>
-          <w:i/>
-          <w:iCs/>
-          <w:color w:val="444444"/>
-          <w:sz w:val="20"/>
-          <w:szCs w:val="20"/>
-          <w:lang w:val="es-CO"/>
-        </w:rPr>
-        <w:t>Environmental</w:t>
-      </w:r>
-      <w:proofErr w:type="spellEnd"/>
-      <w:r>
-        <w:rPr>
-          <w:i/>
-          <w:iCs/>
-          <w:color w:val="444444"/>
-          <w:sz w:val="20"/>
-          <w:szCs w:val="20"/>
-          <w:lang w:val="es-CO"/>
-        </w:rPr>
-        <w:t xml:space="preserve"> Management 30(4):492–507. doi:10.1007/s00267-002-2737-0</w:t>
-      </w:r>
-    </w:p>
-    <w:p>
-      <w:pPr>
-        <w:spacing w:before="260" w:after="60"/>
-        <w:rPr>
-          <w:lang w:val="es-CO"/>
-        </w:rPr>
-      </w:pPr>
-      <w:r>
-        <w:rPr>
-          <w:b/>
-          <w:bCs/>
-          <w:lang w:val="es-CO"/>
-        </w:rPr>
-        <w:t xml:space="preserve">14. </w:t>
-      </w:r>
-      <w:r>
-        <w:rPr>
-          <w:lang w:val="es-CO"/>
-        </w:rPr>
-        <w:t>Ecuación de continuidad y hábitat físico (Principio 1)</w:t>
-      </w:r>
-    </w:p>
-    <w:p>
-      <w:pPr>
-        <w:spacing w:before="260" w:after="60"/>
-        <w:ind w:left="400"/>
-        <w:rPr>
-          <w:lang w:val="es-CO"/>
-        </w:rPr>
-      </w:pPr>
-      <w:r>
-        <w:rPr>
-          <w:b/>
-          <w:bCs/>
-          <w:lang w:val="es-CO"/>
-        </w:rPr>
-        <w:lastRenderedPageBreak/>
-        <w:t xml:space="preserve">a) Análisis conceptual. </w:t>
-      </w:r>
-      <w:r>
-        <w:rPr>
-          <w:lang w:val="es-CO"/>
-        </w:rPr>
-        <w:t xml:space="preserve">Usa Q = </w:t>
-      </w:r>
-      <w:proofErr w:type="spellStart"/>
-      <w:r>
-        <w:rPr>
-          <w:lang w:val="es-CO"/>
-        </w:rPr>
-        <w:t>A·v</w:t>
-      </w:r>
-      <w:proofErr w:type="spellEnd"/>
-      <w:r>
-        <w:rPr>
-          <w:lang w:val="es-CO"/>
-        </w:rPr>
-        <w:t xml:space="preserve"> para explicar por qué un río regulado por una represa, con caudal base estable y bajo, tiende a tener menos diversidad de microhábitats que un río con régimen natural variable.</w:t>
+          <w:color w:val="666666"/>
+          <w:sz w:val="20"/>
+          <w:szCs w:val="20"/>
+          <w:lang w:val="es-CO"/>
+        </w:rPr>
+        <w:t xml:space="preserve">[Bernoulli y presión dinámica] </w:t>
+      </w:r>
+      <w:r>
+        <w:rPr>
+          <w:rFonts w:ascii="Courier New" w:eastAsia="Courier New" w:hAnsi="Courier New" w:cs="Courier New"/>
+          <w:sz w:val="20"/>
+          <w:szCs w:val="20"/>
+          <w:lang w:val="es-CO"/>
+        </w:rPr>
+        <w:t>P_dinámica = ½</w:t>
+      </w:r>
+      <w:r>
+        <w:rPr>
+          <w:rFonts w:ascii="Courier New" w:eastAsia="Courier New" w:hAnsi="Courier New" w:cs="Courier New"/>
+          <w:sz w:val="20"/>
+          <w:szCs w:val="20"/>
+        </w:rPr>
+        <w:t>ρ</w:t>
+      </w:r>
+      <w:r>
+        <w:rPr>
+          <w:rFonts w:ascii="Courier New" w:eastAsia="Courier New" w:hAnsi="Courier New" w:cs="Courier New"/>
+          <w:sz w:val="20"/>
+          <w:szCs w:val="20"/>
+          <w:lang w:val="es-CO"/>
+        </w:rPr>
+        <w:t>v²</w:t>
       </w:r>
     </w:p>
     <w:p>
@@ -3800,25 +3181,7 @@
           <w:szCs w:val="20"/>
           <w:lang w:val="es-CO"/>
         </w:rPr>
-        <w:t xml:space="preserve">Con Q = </w:t>
-      </w:r>
-      <w:proofErr w:type="spellStart"/>
-      <w:r>
-        <w:rPr>
-          <w:sz w:val="20"/>
-          <w:szCs w:val="20"/>
-          <w:lang w:val="es-CO"/>
-        </w:rPr>
-        <w:t>A·v</w:t>
-      </w:r>
-      <w:proofErr w:type="spellEnd"/>
-      <w:r>
-        <w:rPr>
-          <w:sz w:val="20"/>
-          <w:szCs w:val="20"/>
-          <w:lang w:val="es-CO"/>
-        </w:rPr>
-        <w:t>, cada combinación de caudal Q produce una combinación característica de profundidad, área mojada y velocidad (A, v) en el cauce. Un régimen natural variable —con crecidas periódicas y estiajes— recorre un amplio rango de esas combinaciones a lo largo del año, creando y renovando una gran diversidad de microhábitats (pozas profundas de baja velocidad, rápidos someros de alta velocidad, bancos de arena, zonas de remanso). Un río regulado con caudal base bajo y estable mantiene A y v casi constantes todo el año: se pierde la variabilidad temporal, la sección mojada se reduce y homogeneiza, y con ella la diversidad de microhábitats físicos que sostienen distintos gremios ecológicos (Principio 1).</w:t>
+        <w:t>La fuerza que arrastra a un organismo depende del gradiente de presión (diferencia de presión) que actúa sobre su cuerpo, no del valor absoluto de la presión dinámica del flujo libre. Los macroinvertebrados bentónicos de zonas de rápidos tienen adaptaciones morfológicas que los mantienen dentro de la capa límite cercana al fondo, donde la velocidad (y por tanto la presión dinámica que realmente "sienten") es mucho menor que en el centro de la corriente, por la fricción con el sustrato. Además, su forma aplanada reduce el área frontal expuesta al flujo, disminuyendo la fuerza de arrastre neta aunque la presión dinámica del flujo libre sea alta.</w:t>
       </w:r>
     </w:p>
     <w:p>
@@ -3843,27 +3206,13 @@
           <w:bCs/>
           <w:lang w:val="es-CO"/>
         </w:rPr>
-        <w:t xml:space="preserve">b) Relaciona con el artículo. </w:t>
-      </w:r>
-      <w:r>
-        <w:rPr>
-          <w:lang w:val="es-CO"/>
-        </w:rPr>
-        <w:t xml:space="preserve">El artículo describe crecimientos excesivos de </w:t>
-      </w:r>
-      <w:proofErr w:type="spellStart"/>
-      <w:r>
-        <w:rPr>
-          <w:lang w:val="es-CO"/>
-        </w:rPr>
-        <w:t>macrófitas</w:t>
-      </w:r>
-      <w:proofErr w:type="spellEnd"/>
-      <w:r>
-        <w:rPr>
-          <w:lang w:val="es-CO"/>
-        </w:rPr>
-        <w:t xml:space="preserve"> en ríos noruegos regulados. Explica cómo la reducción de variabilidad del caudal elimina los eventos de alta velocidad que normalmente controlan la biomasa de plantas por arrastre.</w:t>
+        <w:t xml:space="preserve">b) </w:t>
+      </w:r>
+      <w:r>
+        <w:rPr>
+          <w:lang w:val="es-CO"/>
+        </w:rPr>
+        <w:t>Selección múltiple. Según el artículo, muchas especies de peces de río sincronizan su desove con periodos de caudal bajo y estable. ¿Cuál es la razón física más directa?</w:t>
       </w:r>
     </w:p>
     <w:p>
@@ -3889,28 +3238,28 @@
           <w:shd w:val="clear" w:color="auto" w:fill="2E7D32"/>
           <w:lang w:val="es-CO"/>
         </w:rPr>
-        <w:t xml:space="preserve"> Solución </w:t>
-      </w:r>
-    </w:p>
-    <w:p>
-      <w:pPr>
-        <w:pBdr>
-          <w:left w:val="single" w:sz="18" w:space="8" w:color="2E7D32"/>
-        </w:pBdr>
-        <w:shd w:val="clear" w:color="auto" w:fill="EAF5EA"/>
-        <w:spacing w:before="20" w:after="20"/>
-        <w:ind w:left="560"/>
-        <w:rPr>
-          <w:lang w:val="es-CO"/>
-        </w:rPr>
-      </w:pPr>
-      <w:r>
-        <w:rPr>
-          <w:sz w:val="20"/>
-          <w:szCs w:val="20"/>
-          <w:lang w:val="es-CO"/>
-        </w:rPr>
-        <w:t>En un río de régimen natural, las crecidas periódicas generan pulsos de alta velocidad (y, por continuidad, alta presión dinámica ½</w:t>
+        <w:t xml:space="preserve"> Respuesta: B </w:t>
+      </w:r>
+    </w:p>
+    <w:p>
+      <w:pPr>
+        <w:pBdr>
+          <w:left w:val="single" w:sz="18" w:space="8" w:color="2E7D32"/>
+        </w:pBdr>
+        <w:shd w:val="clear" w:color="auto" w:fill="EAF5EA"/>
+        <w:spacing w:before="20" w:after="20"/>
+        <w:ind w:left="560"/>
+        <w:rPr>
+          <w:lang w:val="es-CO"/>
+        </w:rPr>
+      </w:pPr>
+      <w:r>
+        <w:rPr>
+          <w:sz w:val="20"/>
+          <w:szCs w:val="20"/>
+          <w:lang w:val="es-CO"/>
+        </w:rPr>
+        <w:t>El caudal bajo reduce la velocidad del agua y, por tanto, la presión dinámica (½</w:t>
       </w:r>
       <w:r>
         <w:rPr>
@@ -3925,77 +3274,48 @@
           <w:szCs w:val="20"/>
           <w:lang w:val="es-CO"/>
         </w:rPr>
-        <w:t>v²) capaces de arrancar y arrastrar la vegetación acuática que se ha establecido en el cauce, manteniendo su biomasa bajo control</w:t>
-      </w:r>
-      <w:r>
-        <w:rPr>
-          <w:sz w:val="20"/>
-          <w:szCs w:val="20"/>
-          <w:lang w:val="es-CO"/>
-        </w:rPr>
-        <w:t xml:space="preserve">. </w:t>
-      </w:r>
-      <w:r>
-        <w:rPr>
-          <w:sz w:val="20"/>
-          <w:szCs w:val="20"/>
-          <w:lang w:val="es-CO"/>
-        </w:rPr>
-        <w:t xml:space="preserve">Al regular el río con caudal base bajo y constante, se eliminan esos eventos de alta velocidad: la velocidad del agua nunca supera el umbral necesario para desprender las </w:t>
-      </w:r>
-      <w:proofErr w:type="spellStart"/>
-      <w:r>
-        <w:rPr>
-          <w:sz w:val="20"/>
-          <w:szCs w:val="20"/>
-          <w:lang w:val="es-CO"/>
-        </w:rPr>
-        <w:t>macrófitas</w:t>
-      </w:r>
-      <w:proofErr w:type="spellEnd"/>
-      <w:r>
-        <w:rPr>
-          <w:sz w:val="20"/>
-          <w:szCs w:val="20"/>
-          <w:lang w:val="es-CO"/>
-        </w:rPr>
-        <w:t xml:space="preserve">, que entonces crecen sin control, tal como documenta Bunn &amp; </w:t>
-      </w:r>
-      <w:proofErr w:type="spellStart"/>
-      <w:r>
-        <w:rPr>
-          <w:sz w:val="20"/>
-          <w:szCs w:val="20"/>
-          <w:lang w:val="es-CO"/>
-        </w:rPr>
-        <w:t>Arthington</w:t>
-      </w:r>
-      <w:proofErr w:type="spellEnd"/>
-      <w:r>
-        <w:rPr>
-          <w:sz w:val="20"/>
-          <w:szCs w:val="20"/>
-          <w:lang w:val="es-CO"/>
-        </w:rPr>
-        <w:t xml:space="preserve"> (2002) para ríos noruegos regulados. Es una consecuencia directa de que Q = </w:t>
-      </w:r>
-      <w:proofErr w:type="spellStart"/>
-      <w:r>
-        <w:rPr>
-          <w:sz w:val="20"/>
-          <w:szCs w:val="20"/>
-          <w:lang w:val="es-CO"/>
-        </w:rPr>
-        <w:t>A·v</w:t>
-      </w:r>
-      <w:proofErr w:type="spellEnd"/>
-      <w:r>
-        <w:rPr>
-          <w:sz w:val="20"/>
-          <w:szCs w:val="20"/>
-          <w:lang w:val="es-CO"/>
-        </w:rPr>
-        <w:t xml:space="preserve"> ya no alcanza los valores altos de v que antes limitaban la vegetación.</w:t>
+        <w:t xml:space="preserve">v²) sobre los huevos y larvas depositados en el sustrato, disminuyendo el riesgo de que sean arrastrados aguas abajo antes de </w:t>
+      </w:r>
+      <w:r>
+        <w:rPr>
+          <w:sz w:val="20"/>
+          <w:szCs w:val="20"/>
+          <w:lang w:val="es-CO"/>
+        </w:rPr>
+        <w:lastRenderedPageBreak/>
+        <w:t>completar su desarrollo. Es la razón física directa (no biológica indirecta como temperatura o nutrientes) descrita en</w:t>
+      </w:r>
+      <w:r>
+        <w:rPr>
+          <w:sz w:val="20"/>
+          <w:szCs w:val="20"/>
+          <w:lang w:val="es-CO"/>
+        </w:rPr>
+        <w:t xml:space="preserve"> el artículo</w:t>
+      </w:r>
+      <w:r>
+        <w:rPr>
+          <w:sz w:val="20"/>
+          <w:szCs w:val="20"/>
+          <w:lang w:val="es-CO"/>
+        </w:rPr>
+        <w:t xml:space="preserve"> </w:t>
+      </w:r>
+      <w:r>
+        <w:rPr>
+          <w:sz w:val="20"/>
+          <w:szCs w:val="20"/>
+          <w:lang w:val="es-CO"/>
+        </w:rPr>
+        <w:t>(</w:t>
+      </w:r>
+      <w:r>
+        <w:rPr>
+          <w:sz w:val="20"/>
+          <w:szCs w:val="20"/>
+          <w:lang w:val="es-CO"/>
+        </w:rPr>
+        <w:t xml:space="preserve"> Principio 2).</w:t>
       </w:r>
     </w:p>
     <w:p>
@@ -4005,28 +3325,6 @@
           <w:lang w:val="es-CO"/>
         </w:rPr>
       </w:pPr>
-    </w:p>
-    <w:p>
-      <w:pPr>
-        <w:spacing w:before="260" w:after="60"/>
-        <w:rPr>
-          <w:lang w:val="es-CO"/>
-        </w:rPr>
-      </w:pPr>
-      <w:r>
-        <w:rPr>
-          <w:b/>
-          <w:bCs/>
-          <w:lang w:val="es-CO"/>
-        </w:rPr>
-        <w:t xml:space="preserve">15. </w:t>
-      </w:r>
-      <w:r>
-        <w:rPr>
-          <w:lang w:val="es-CO"/>
-        </w:rPr>
-        <w:t>Bernoulli, presión dinámica y estrategias de vida (Principio 2)</w:t>
-      </w:r>
     </w:p>
     <w:p>
       <w:pPr>
@@ -4042,13 +3340,13 @@
           <w:bCs/>
           <w:lang w:val="es-CO"/>
         </w:rPr>
-        <w:t xml:space="preserve">a) Análisis de ecuación. </w:t>
-      </w:r>
-      <w:r>
-        <w:rPr>
-          <w:lang w:val="es-CO"/>
-        </w:rPr>
-        <w:t>En un flujo horizontal, mayor velocidad implica menor presión estática (Bernoulli). ¿Por qué los macroinvertebrados bentónicos en zonas de rápidos no son arrastrados, aunque la presión dinámica ½</w:t>
+        <w:t xml:space="preserve">c) Análisis dimensional. </w:t>
+      </w:r>
+      <w:r>
+        <w:rPr>
+          <w:lang w:val="es-CO"/>
+        </w:rPr>
+        <w:t>Demuestra que ½</w:t>
       </w:r>
       <w:r>
         <w:t>ρ</w:t>
@@ -4057,68 +3355,25 @@
         <w:rPr>
           <w:lang w:val="es-CO"/>
         </w:rPr>
-        <w:t>v² sea alta? Explica usando el principio de Bernoulli.</w:t>
-      </w:r>
-    </w:p>
-    <w:p>
-      <w:pPr>
-        <w:pBdr>
-          <w:left w:val="single" w:sz="6" w:space="8" w:color="AAAAAA"/>
-        </w:pBdr>
-        <w:shd w:val="clear" w:color="auto" w:fill="F5F5F5"/>
-        <w:spacing w:before="60" w:after="120"/>
-        <w:ind w:left="560"/>
-        <w:rPr>
-          <w:lang w:val="es-CO"/>
-        </w:rPr>
-      </w:pPr>
-      <w:r>
-        <w:rPr>
-          <w:i/>
-          <w:iCs/>
-          <w:color w:val="666666"/>
-          <w:sz w:val="20"/>
-          <w:szCs w:val="20"/>
-          <w:lang w:val="es-CO"/>
-        </w:rPr>
-        <w:t xml:space="preserve">[Bernoulli y presión dinámica] </w:t>
-      </w:r>
-      <w:proofErr w:type="spellStart"/>
-      <w:r>
-        <w:rPr>
-          <w:rFonts w:ascii="Courier New" w:eastAsia="Courier New" w:hAnsi="Courier New" w:cs="Courier New"/>
-          <w:sz w:val="20"/>
-          <w:szCs w:val="20"/>
-          <w:lang w:val="es-CO"/>
-        </w:rPr>
-        <w:t>P_dinámica</w:t>
-      </w:r>
-      <w:proofErr w:type="spellEnd"/>
-      <w:r>
-        <w:rPr>
-          <w:rFonts w:ascii="Courier New" w:eastAsia="Courier New" w:hAnsi="Courier New" w:cs="Courier New"/>
-          <w:sz w:val="20"/>
-          <w:szCs w:val="20"/>
-          <w:lang w:val="es-CO"/>
-        </w:rPr>
-        <w:t xml:space="preserve"> = ½</w:t>
-      </w:r>
-      <w:r>
-        <w:rPr>
-          <w:rFonts w:ascii="Courier New" w:eastAsia="Courier New" w:hAnsi="Courier New" w:cs="Courier New"/>
-          <w:sz w:val="20"/>
-          <w:szCs w:val="20"/>
-        </w:rPr>
+        <w:t>v² tiene unidades de Pa, partiendo de [</w:t>
+      </w:r>
+      <w:r>
         <w:t>ρ</w:t>
       </w:r>
       <w:r>
         <w:rPr>
-          <w:rFonts w:ascii="Courier New" w:eastAsia="Courier New" w:hAnsi="Courier New" w:cs="Courier New"/>
-          <w:sz w:val="20"/>
-          <w:szCs w:val="20"/>
-          <w:lang w:val="es-CO"/>
-        </w:rPr>
-        <w:t>v²</w:t>
+          <w:lang w:val="es-CO"/>
+        </w:rPr>
+        <w:t>] = kg/m³ y [v] = m/s. Luego estima la presión dinámica para v = 1.5 m/s (</w:t>
+      </w:r>
+      <w:r>
+        <w:t>ρ</w:t>
+      </w:r>
+      <w:r>
+        <w:rPr>
+          <w:lang w:val="es-CO"/>
+        </w:rPr>
+        <w:t xml:space="preserve"> = 1000 kg/m³) y discute si es significativa comparada con la presión atmosférica P_atm = 1.013 × 10⁵ Pa.</w:t>
       </w:r>
     </w:p>
     <w:p>
@@ -4130,9 +3385,6 @@
         <w:shd w:val="clear" w:color="auto" w:fill="EAF5EA"/>
         <w:spacing w:before="20" w:after="20"/>
         <w:ind w:left="560"/>
-        <w:rPr>
-          <w:lang w:val="es-CO"/>
-        </w:rPr>
       </w:pPr>
       <w:r>
         <w:rPr>
@@ -4144,92 +3396,8 @@
           <w:shd w:val="clear" w:color="auto" w:fill="2E7D32"/>
           <w:lang w:val="es-CO"/>
         </w:rPr>
-        <w:t xml:space="preserve"> Solución </w:t>
-      </w:r>
-    </w:p>
-    <w:p>
-      <w:pPr>
-        <w:pBdr>
-          <w:left w:val="single" w:sz="18" w:space="8" w:color="2E7D32"/>
-        </w:pBdr>
-        <w:shd w:val="clear" w:color="auto" w:fill="EAF5EA"/>
-        <w:spacing w:before="20" w:after="20"/>
-        <w:ind w:left="560"/>
-        <w:rPr>
-          <w:lang w:val="es-CO"/>
-        </w:rPr>
-      </w:pPr>
-      <w:r>
-        <w:rPr>
-          <w:sz w:val="20"/>
-          <w:szCs w:val="20"/>
-          <w:lang w:val="es-CO"/>
-        </w:rPr>
-        <w:t xml:space="preserve">La fuerza que arrastra a un organismo depende del gradiente de presión (diferencia de presión) que actúa sobre su cuerpo, no del valor absoluto de la presión dinámica del flujo libre. Los macroinvertebrados bentónicos de zonas de rápidos tienen adaptaciones morfológicas que los mantienen dentro de la capa límite cercana al fondo, donde la velocidad (y por tanto la presión dinámica que realmente "sienten") es mucho menor que en el centro de la corriente, por la fricción con el sustrato. Además, su forma aplanada reduce el área frontal expuesta al flujo, disminuyendo la fuerza de arrastre </w:t>
-      </w:r>
-      <w:proofErr w:type="gramStart"/>
-      <w:r>
-        <w:rPr>
-          <w:sz w:val="20"/>
-          <w:szCs w:val="20"/>
-          <w:lang w:val="es-CO"/>
-        </w:rPr>
-        <w:t>neta</w:t>
-      </w:r>
-      <w:proofErr w:type="gramEnd"/>
-      <w:r>
-        <w:rPr>
-          <w:sz w:val="20"/>
-          <w:szCs w:val="20"/>
-          <w:lang w:val="es-CO"/>
-        </w:rPr>
-        <w:t xml:space="preserve"> aunque la presión dinámica del flujo libre sea alta.</w:t>
-      </w:r>
-    </w:p>
-    <w:p>
-      <w:pPr>
-        <w:spacing w:after="200"/>
-        <w:rPr>
-          <w:lang w:val="es-CO"/>
-        </w:rPr>
-      </w:pPr>
-    </w:p>
-    <w:p>
-      <w:pPr>
-        <w:spacing w:before="260" w:after="60"/>
-        <w:ind w:left="400"/>
-        <w:rPr>
-          <w:lang w:val="es-CO"/>
-        </w:rPr>
-      </w:pPr>
-      <w:r>
-        <w:rPr>
-          <w:b/>
-          <w:bCs/>
-          <w:lang w:val="es-CO"/>
-        </w:rPr>
-        <w:t xml:space="preserve">b) </w:t>
-      </w:r>
-      <w:r>
-        <w:rPr>
-          <w:lang w:val="es-CO"/>
-        </w:rPr>
-        <w:t>Selección múltiple. Según el artículo, muchas especies de peces de río sincronizan su desove con periodos de caudal bajo y estable. ¿Cuál es la razón física más directa?</w:t>
-      </w:r>
-    </w:p>
-    <w:p>
-      <w:pPr>
-        <w:pBdr>
-          <w:top w:val="single" w:sz="2" w:space="4" w:color="EAF5EA"/>
-          <w:left w:val="single" w:sz="18" w:space="8" w:color="2E7D32"/>
-        </w:pBdr>
-        <w:shd w:val="clear" w:color="auto" w:fill="EAF5EA"/>
-        <w:spacing w:before="20" w:after="20"/>
-        <w:ind w:left="560"/>
-        <w:rPr>
-          <w:lang w:val="es-CO"/>
-        </w:rPr>
-      </w:pPr>
+        <w:t xml:space="preserve"> </w:t>
+      </w:r>
       <w:r>
         <w:rPr>
           <w:b/>
@@ -4238,273 +3406,27 @@
           <w:sz w:val="18"/>
           <w:szCs w:val="18"/>
           <w:shd w:val="clear" w:color="auto" w:fill="2E7D32"/>
-          <w:lang w:val="es-CO"/>
-        </w:rPr>
-        <w:t xml:space="preserve"> Respuesta: B </w:t>
-      </w:r>
-    </w:p>
-    <w:p>
-      <w:pPr>
-        <w:pBdr>
-          <w:left w:val="single" w:sz="18" w:space="8" w:color="2E7D32"/>
-        </w:pBdr>
-        <w:shd w:val="clear" w:color="auto" w:fill="EAF5EA"/>
-        <w:spacing w:before="20" w:after="20"/>
-        <w:ind w:left="560"/>
-        <w:rPr>
-          <w:lang w:val="es-CO"/>
-        </w:rPr>
-      </w:pPr>
-      <w:r>
-        <w:rPr>
-          <w:sz w:val="20"/>
-          <w:szCs w:val="20"/>
-          <w:lang w:val="es-CO"/>
-        </w:rPr>
-        <w:t>El caudal bajo reduce la velocidad del agua y, por tanto, la presión dinámica (½</w:t>
-      </w:r>
-      <w:r>
-        <w:rPr>
-          <w:sz w:val="20"/>
-          <w:szCs w:val="20"/>
-        </w:rPr>
-        <w:t>ρ</w:t>
-      </w:r>
-      <w:r>
-        <w:rPr>
-          <w:sz w:val="20"/>
-          <w:szCs w:val="20"/>
-          <w:lang w:val="es-CO"/>
-        </w:rPr>
-        <w:t xml:space="preserve">v²) sobre los huevos y larvas depositados en el sustrato, disminuyendo el riesgo de que sean arrastrados aguas abajo antes de </w:t>
-      </w:r>
-      <w:r>
-        <w:rPr>
-          <w:sz w:val="20"/>
-          <w:szCs w:val="20"/>
-          <w:lang w:val="es-CO"/>
-        </w:rPr>
-        <w:lastRenderedPageBreak/>
-        <w:t>completar su desarrollo. Es la razón física directa (no biológica indirecta como temperatura o nutrientes) descrita en</w:t>
-      </w:r>
-      <w:r>
-        <w:rPr>
-          <w:sz w:val="20"/>
-          <w:szCs w:val="20"/>
-          <w:lang w:val="es-CO"/>
-        </w:rPr>
-        <w:t xml:space="preserve"> el artículo</w:t>
-      </w:r>
-      <w:r>
-        <w:rPr>
-          <w:sz w:val="20"/>
-          <w:szCs w:val="20"/>
-          <w:lang w:val="es-CO"/>
-        </w:rPr>
-        <w:t xml:space="preserve"> </w:t>
-      </w:r>
-      <w:proofErr w:type="gramStart"/>
-      <w:r>
-        <w:rPr>
-          <w:sz w:val="20"/>
-          <w:szCs w:val="20"/>
-          <w:lang w:val="es-CO"/>
-        </w:rPr>
-        <w:t>(</w:t>
-      </w:r>
-      <w:r>
-        <w:rPr>
-          <w:sz w:val="20"/>
-          <w:szCs w:val="20"/>
-          <w:lang w:val="es-CO"/>
-        </w:rPr>
-        <w:t xml:space="preserve"> Principio</w:t>
-      </w:r>
-      <w:proofErr w:type="gramEnd"/>
-      <w:r>
-        <w:rPr>
-          <w:sz w:val="20"/>
-          <w:szCs w:val="20"/>
-          <w:lang w:val="es-CO"/>
-        </w:rPr>
-        <w:t xml:space="preserve"> 2).</w:t>
-      </w:r>
-    </w:p>
-    <w:p>
-      <w:pPr>
-        <w:spacing w:after="200"/>
-        <w:rPr>
-          <w:lang w:val="es-CO"/>
-        </w:rPr>
-      </w:pPr>
-    </w:p>
-    <w:p>
-      <w:pPr>
-        <w:spacing w:before="260" w:after="60"/>
-        <w:ind w:left="400"/>
-        <w:rPr>
-          <w:lang w:val="es-CO"/>
-        </w:rPr>
-      </w:pPr>
-      <w:r>
-        <w:rPr>
-          <w:b/>
-          <w:bCs/>
-          <w:lang w:val="es-CO"/>
-        </w:rPr>
-        <w:t xml:space="preserve">c) Análisis dimensional. </w:t>
-      </w:r>
-      <w:r>
-        <w:rPr>
-          <w:lang w:val="es-CO"/>
-        </w:rPr>
-        <w:t>Demuestra que ½</w:t>
-      </w:r>
-      <w:r>
-        <w:t>ρ</w:t>
-      </w:r>
-      <w:r>
-        <w:rPr>
-          <w:lang w:val="es-CO"/>
-        </w:rPr>
-        <w:t xml:space="preserve">v² tiene unidades de </w:t>
-      </w:r>
-      <w:proofErr w:type="spellStart"/>
-      <w:r>
-        <w:rPr>
-          <w:lang w:val="es-CO"/>
-        </w:rPr>
-        <w:t>Pa</w:t>
-      </w:r>
-      <w:proofErr w:type="spellEnd"/>
-      <w:r>
-        <w:rPr>
-          <w:lang w:val="es-CO"/>
-        </w:rPr>
-        <w:t>, partiendo de [</w:t>
-      </w:r>
-      <w:r>
-        <w:t>ρ</w:t>
-      </w:r>
-      <w:r>
-        <w:rPr>
-          <w:lang w:val="es-CO"/>
-        </w:rPr>
-        <w:t>] = kg/m³ y [v] = m/s. Luego estima la presión dinámica para v = 1.5 m/s (</w:t>
-      </w:r>
-      <w:r>
-        <w:t>ρ</w:t>
-      </w:r>
-      <w:r>
-        <w:rPr>
-          <w:lang w:val="es-CO"/>
-        </w:rPr>
-        <w:t xml:space="preserve"> = 1000 kg/m³) y discute si es significativa comparada con la presión atmosférica </w:t>
-      </w:r>
-      <w:proofErr w:type="spellStart"/>
-      <w:r>
-        <w:rPr>
-          <w:lang w:val="es-CO"/>
-        </w:rPr>
-        <w:t>P_atm</w:t>
-      </w:r>
-      <w:proofErr w:type="spellEnd"/>
-      <w:r>
-        <w:rPr>
-          <w:lang w:val="es-CO"/>
-        </w:rPr>
-        <w:t xml:space="preserve"> = 1.013 × 10⁵ </w:t>
-      </w:r>
-      <w:proofErr w:type="spellStart"/>
-      <w:r>
-        <w:rPr>
-          <w:lang w:val="es-CO"/>
-        </w:rPr>
-        <w:t>Pa</w:t>
-      </w:r>
-      <w:proofErr w:type="spellEnd"/>
-      <w:r>
-        <w:rPr>
-          <w:lang w:val="es-CO"/>
-        </w:rPr>
-        <w:t>.</w:t>
-      </w:r>
-    </w:p>
-    <w:p>
-      <w:pPr>
-        <w:pBdr>
-          <w:top w:val="single" w:sz="2" w:space="4" w:color="EAF5EA"/>
-          <w:left w:val="single" w:sz="18" w:space="8" w:color="2E7D32"/>
-        </w:pBdr>
-        <w:shd w:val="clear" w:color="auto" w:fill="EAF5EA"/>
-        <w:spacing w:before="20" w:after="20"/>
-        <w:ind w:left="560"/>
-      </w:pPr>
-      <w:r>
-        <w:rPr>
-          <w:b/>
-          <w:bCs/>
-          <w:color w:val="FFFFFF"/>
-          <w:sz w:val="18"/>
-          <w:szCs w:val="18"/>
-          <w:shd w:val="clear" w:color="auto" w:fill="2E7D32"/>
-          <w:lang w:val="es-CO"/>
-        </w:rPr>
-        <w:t xml:space="preserve"> </w:t>
-      </w:r>
-      <w:proofErr w:type="spellStart"/>
-      <w:r>
-        <w:rPr>
-          <w:b/>
-          <w:bCs/>
-          <w:color w:val="FFFFFF"/>
-          <w:sz w:val="18"/>
-          <w:szCs w:val="18"/>
-          <w:shd w:val="clear" w:color="auto" w:fill="2E7D32"/>
-        </w:rPr>
-        <w:t>Solución</w:t>
-      </w:r>
-      <w:proofErr w:type="spellEnd"/>
-      <w:r>
-        <w:rPr>
-          <w:b/>
-          <w:bCs/>
-          <w:color w:val="FFFFFF"/>
-          <w:sz w:val="18"/>
-          <w:szCs w:val="18"/>
-          <w:shd w:val="clear" w:color="auto" w:fill="2E7D32"/>
-        </w:rPr>
-        <w:t xml:space="preserve"> </w:t>
-      </w:r>
-    </w:p>
-    <w:p>
-      <w:pPr>
-        <w:pBdr>
-          <w:left w:val="single" w:sz="18" w:space="8" w:color="2E7D32"/>
-        </w:pBdr>
-        <w:shd w:val="clear" w:color="auto" w:fill="EAF5EA"/>
-        <w:spacing w:before="20" w:after="20"/>
-        <w:ind w:left="560"/>
-      </w:pPr>
-      <w:proofErr w:type="spellStart"/>
-      <w:r>
-        <w:rPr>
-          <w:b/>
-          <w:bCs/>
-          <w:sz w:val="20"/>
-          <w:szCs w:val="20"/>
-        </w:rPr>
-        <w:t>Análisis</w:t>
-      </w:r>
-      <w:proofErr w:type="spellEnd"/>
-      <w:r>
-        <w:rPr>
-          <w:b/>
-          <w:bCs/>
-          <w:sz w:val="20"/>
-          <w:szCs w:val="20"/>
-        </w:rPr>
-        <w:t xml:space="preserve"> dimensional:</w:t>
+        </w:rPr>
+        <w:t xml:space="preserve">Solución </w:t>
+      </w:r>
+    </w:p>
+    <w:p>
+      <w:pPr>
+        <w:pBdr>
+          <w:left w:val="single" w:sz="18" w:space="8" w:color="2E7D32"/>
+        </w:pBdr>
+        <w:shd w:val="clear" w:color="auto" w:fill="EAF5EA"/>
+        <w:spacing w:before="20" w:after="20"/>
+        <w:ind w:left="560"/>
+      </w:pPr>
+      <w:r>
+        <w:rPr>
+          <w:b/>
+          <w:bCs/>
+          <w:sz w:val="20"/>
+          <w:szCs w:val="20"/>
+        </w:rPr>
+        <w:t>Análisis dimensional:</w:t>
       </w:r>
     </w:p>
     <w:p>
@@ -4522,294 +3444,73 @@
           <w:sz w:val="20"/>
           <w:szCs w:val="20"/>
         </w:rPr>
-        <w:t>[ρv²] = (kg/m</w:t>
-      </w:r>
-      <w:proofErr w:type="gramStart"/>
+        <w:t>[ρv²] = (kg/m³)(m/s)² = kg·m²/(m³·s²) = kg/(m·s²) = (kg·m/s²)/m² = N/m² = Pa</w:t>
+      </w:r>
+    </w:p>
+    <w:p>
+      <w:pPr>
+        <w:pBdr>
+          <w:left w:val="single" w:sz="18" w:space="8" w:color="2E7D32"/>
+        </w:pBdr>
+        <w:shd w:val="clear" w:color="auto" w:fill="EAF5EA"/>
+        <w:spacing w:before="20" w:after="20"/>
+        <w:ind w:left="560"/>
+        <w:rPr>
+          <w:lang w:val="es-CO"/>
+        </w:rPr>
+      </w:pPr>
       <w:r>
         <w:rPr>
           <w:rFonts w:ascii="Courier New" w:eastAsia="Courier New" w:hAnsi="Courier New" w:cs="Courier New"/>
           <w:sz w:val="20"/>
           <w:szCs w:val="20"/>
-        </w:rPr>
-        <w:t>³)(</w:t>
-      </w:r>
-      <w:proofErr w:type="gramEnd"/>
-      <w:r>
-        <w:rPr>
-          <w:rFonts w:ascii="Courier New" w:eastAsia="Courier New" w:hAnsi="Courier New" w:cs="Courier New"/>
-          <w:sz w:val="20"/>
-          <w:szCs w:val="20"/>
-        </w:rPr>
-        <w:t>m/</w:t>
-      </w:r>
-      <w:proofErr w:type="gramStart"/>
-      <w:r>
-        <w:rPr>
-          <w:rFonts w:ascii="Courier New" w:eastAsia="Courier New" w:hAnsi="Courier New" w:cs="Courier New"/>
-          <w:sz w:val="20"/>
-          <w:szCs w:val="20"/>
-        </w:rPr>
-        <w:t>s)²</w:t>
-      </w:r>
-      <w:proofErr w:type="gramEnd"/>
-      <w:r>
-        <w:rPr>
-          <w:rFonts w:ascii="Courier New" w:eastAsia="Courier New" w:hAnsi="Courier New" w:cs="Courier New"/>
-          <w:sz w:val="20"/>
-          <w:szCs w:val="20"/>
-        </w:rPr>
-        <w:t xml:space="preserve"> = kg·m²/(m³·s²) = kg/(m·s²) = (</w:t>
-      </w:r>
-      <w:proofErr w:type="spellStart"/>
-      <w:r>
-        <w:rPr>
-          <w:rFonts w:ascii="Courier New" w:eastAsia="Courier New" w:hAnsi="Courier New" w:cs="Courier New"/>
-          <w:sz w:val="20"/>
-          <w:szCs w:val="20"/>
-        </w:rPr>
-        <w:t>kg·m</w:t>
-      </w:r>
-      <w:proofErr w:type="spellEnd"/>
-      <w:r>
-        <w:rPr>
-          <w:rFonts w:ascii="Courier New" w:eastAsia="Courier New" w:hAnsi="Courier New" w:cs="Courier New"/>
-          <w:sz w:val="20"/>
-          <w:szCs w:val="20"/>
-        </w:rPr>
-        <w:t>/s²)/m² = N/m² = Pa</w:t>
-      </w:r>
-    </w:p>
-    <w:p>
-      <w:pPr>
-        <w:pBdr>
-          <w:left w:val="single" w:sz="18" w:space="8" w:color="2E7D32"/>
-        </w:pBdr>
-        <w:shd w:val="clear" w:color="auto" w:fill="EAF5EA"/>
-        <w:spacing w:before="20" w:after="20"/>
-        <w:ind w:left="560"/>
-        <w:rPr>
-          <w:lang w:val="es-CO"/>
-        </w:rPr>
-      </w:pPr>
-      <w:r>
-        <w:rPr>
-          <w:rFonts w:ascii="Courier New" w:eastAsia="Courier New" w:hAnsi="Courier New" w:cs="Courier New"/>
-          <w:sz w:val="20"/>
-          <w:szCs w:val="20"/>
-          <w:lang w:val="es-CO"/>
-        </w:rPr>
-        <w:t xml:space="preserve">Estimación numérica: </w:t>
-      </w:r>
-      <w:proofErr w:type="spellStart"/>
-      <w:r>
-        <w:rPr>
-          <w:rFonts w:ascii="Courier New" w:eastAsia="Courier New" w:hAnsi="Courier New" w:cs="Courier New"/>
-          <w:sz w:val="20"/>
-          <w:szCs w:val="20"/>
-          <w:lang w:val="es-CO"/>
-        </w:rPr>
-        <w:t>P_din</w:t>
-      </w:r>
-      <w:proofErr w:type="spellEnd"/>
-      <w:r>
-        <w:rPr>
-          <w:rFonts w:ascii="Courier New" w:eastAsia="Courier New" w:hAnsi="Courier New" w:cs="Courier New"/>
-          <w:sz w:val="20"/>
-          <w:szCs w:val="20"/>
-          <w:lang w:val="es-CO"/>
-        </w:rPr>
-        <w:t xml:space="preserve"> = </w:t>
-      </w:r>
-      <w:proofErr w:type="gramStart"/>
-      <w:r>
-        <w:rPr>
-          <w:rFonts w:ascii="Courier New" w:eastAsia="Courier New" w:hAnsi="Courier New" w:cs="Courier New"/>
-          <w:sz w:val="20"/>
-          <w:szCs w:val="20"/>
-          <w:lang w:val="es-CO"/>
-        </w:rPr>
-        <w:t>½(1000)(1.5)²</w:t>
-      </w:r>
-      <w:proofErr w:type="gramEnd"/>
-      <w:r>
-        <w:rPr>
-          <w:rFonts w:ascii="Courier New" w:eastAsia="Courier New" w:hAnsi="Courier New" w:cs="Courier New"/>
-          <w:sz w:val="20"/>
-          <w:szCs w:val="20"/>
-          <w:lang w:val="es-CO"/>
-        </w:rPr>
-        <w:t xml:space="preserve"> = </w:t>
-      </w:r>
-      <w:proofErr w:type="gramStart"/>
-      <w:r>
-        <w:rPr>
-          <w:rFonts w:ascii="Courier New" w:eastAsia="Courier New" w:hAnsi="Courier New" w:cs="Courier New"/>
-          <w:sz w:val="20"/>
-          <w:szCs w:val="20"/>
-          <w:lang w:val="es-CO"/>
-        </w:rPr>
-        <w:t>½(1000)(</w:t>
-      </w:r>
-      <w:proofErr w:type="gramEnd"/>
-      <w:r>
-        <w:rPr>
-          <w:rFonts w:ascii="Courier New" w:eastAsia="Courier New" w:hAnsi="Courier New" w:cs="Courier New"/>
-          <w:sz w:val="20"/>
-          <w:szCs w:val="20"/>
-          <w:lang w:val="es-CO"/>
-        </w:rPr>
-        <w:t xml:space="preserve">2.25) = 1125 </w:t>
-      </w:r>
-      <w:proofErr w:type="spellStart"/>
-      <w:r>
-        <w:rPr>
-          <w:rFonts w:ascii="Courier New" w:eastAsia="Courier New" w:hAnsi="Courier New" w:cs="Courier New"/>
-          <w:sz w:val="20"/>
-          <w:szCs w:val="20"/>
-          <w:lang w:val="es-CO"/>
-        </w:rPr>
-        <w:t>Pa</w:t>
-      </w:r>
-      <w:proofErr w:type="spellEnd"/>
-    </w:p>
-    <w:p>
-      <w:pPr>
-        <w:pBdr>
-          <w:left w:val="single" w:sz="18" w:space="8" w:color="2E7D32"/>
-        </w:pBdr>
-        <w:shd w:val="clear" w:color="auto" w:fill="EAF5EA"/>
-        <w:spacing w:before="20" w:after="20"/>
-        <w:ind w:left="560"/>
-        <w:rPr>
-          <w:lang w:val="es-CO"/>
-        </w:rPr>
-      </w:pPr>
-      <w:proofErr w:type="spellStart"/>
-      <w:r>
-        <w:rPr>
-          <w:b/>
-          <w:bCs/>
-          <w:sz w:val="20"/>
-          <w:szCs w:val="20"/>
-          <w:lang w:val="es-CO"/>
-        </w:rPr>
-        <w:t>P_dinámica</w:t>
-      </w:r>
-      <w:proofErr w:type="spellEnd"/>
-      <w:r>
-        <w:rPr>
-          <w:b/>
-          <w:bCs/>
-          <w:sz w:val="20"/>
-          <w:szCs w:val="20"/>
-          <w:lang w:val="es-CO"/>
-        </w:rPr>
-        <w:t xml:space="preserve"> ≈ 1125 </w:t>
-      </w:r>
-      <w:proofErr w:type="spellStart"/>
-      <w:r>
-        <w:rPr>
-          <w:b/>
-          <w:bCs/>
-          <w:sz w:val="20"/>
-          <w:szCs w:val="20"/>
-          <w:lang w:val="es-CO"/>
-        </w:rPr>
-        <w:t>Pa</w:t>
-      </w:r>
-      <w:proofErr w:type="spellEnd"/>
-    </w:p>
-    <w:p>
-      <w:pPr>
-        <w:pBdr>
-          <w:left w:val="single" w:sz="18" w:space="8" w:color="2E7D32"/>
-        </w:pBdr>
-        <w:shd w:val="clear" w:color="auto" w:fill="EAF5EA"/>
-        <w:spacing w:before="20" w:after="20"/>
-        <w:ind w:left="560"/>
-        <w:rPr>
-          <w:lang w:val="es-CO"/>
-        </w:rPr>
-      </w:pPr>
-      <w:r>
-        <w:rPr>
-          <w:sz w:val="20"/>
-          <w:szCs w:val="20"/>
-          <w:lang w:val="es-CO"/>
-        </w:rPr>
-        <w:t xml:space="preserve">Comparación: 1125 </w:t>
-      </w:r>
-      <w:proofErr w:type="spellStart"/>
-      <w:r>
-        <w:rPr>
-          <w:sz w:val="20"/>
-          <w:szCs w:val="20"/>
-          <w:lang w:val="es-CO"/>
-        </w:rPr>
-        <w:t>Pa</w:t>
-      </w:r>
-      <w:proofErr w:type="spellEnd"/>
-      <w:r>
-        <w:rPr>
-          <w:sz w:val="20"/>
-          <w:szCs w:val="20"/>
-          <w:lang w:val="es-CO"/>
-        </w:rPr>
-        <w:t xml:space="preserve"> / 1.013×10⁵ </w:t>
-      </w:r>
-      <w:proofErr w:type="spellStart"/>
-      <w:r>
-        <w:rPr>
-          <w:sz w:val="20"/>
-          <w:szCs w:val="20"/>
-          <w:lang w:val="es-CO"/>
-        </w:rPr>
-        <w:t>Pa</w:t>
-      </w:r>
-      <w:proofErr w:type="spellEnd"/>
-      <w:r>
-        <w:rPr>
-          <w:sz w:val="20"/>
-          <w:szCs w:val="20"/>
-          <w:lang w:val="es-CO"/>
-        </w:rPr>
-        <w:t xml:space="preserve"> ≈ 1.1% de la presión atmosférica. En términos absolutos la presión dinámica es pequeña frente a la presión atmosférica total, pero es biológicamente significativa: no compite contra </w:t>
-      </w:r>
-      <w:proofErr w:type="spellStart"/>
-      <w:r>
-        <w:rPr>
-          <w:sz w:val="20"/>
-          <w:szCs w:val="20"/>
-          <w:lang w:val="es-CO"/>
-        </w:rPr>
-        <w:t>P_atm</w:t>
-      </w:r>
-      <w:proofErr w:type="spellEnd"/>
-      <w:r>
-        <w:rPr>
-          <w:sz w:val="20"/>
-          <w:szCs w:val="20"/>
-          <w:lang w:val="es-CO"/>
-        </w:rPr>
-        <w:t xml:space="preserve"> sino contra las fuerzas de adhesión/sujeción (ganchos, mucus, peso relativo) de organismos pequeños y livianos, para los cuales 1125 </w:t>
-      </w:r>
-      <w:proofErr w:type="spellStart"/>
-      <w:r>
-        <w:rPr>
-          <w:sz w:val="20"/>
-          <w:szCs w:val="20"/>
-          <w:lang w:val="es-CO"/>
-        </w:rPr>
-        <w:t>Pa</w:t>
-      </w:r>
-      <w:proofErr w:type="spellEnd"/>
-      <w:r>
-        <w:rPr>
-          <w:sz w:val="20"/>
-          <w:szCs w:val="20"/>
-          <w:lang w:val="es-CO"/>
-        </w:rPr>
-        <w:t xml:space="preserve"> aplicados sobre su área corporal puede representar una fuerza comparable o superior a su peso, suficiente para arrastrarlos si no están adaptados morfológicamente al flujo.</w:t>
+          <w:lang w:val="es-CO"/>
+        </w:rPr>
+        <w:t>Estimación numérica: P_din = ½(1000)(1.5)² = ½(1000)(2.25) = 1125 Pa</w:t>
+      </w:r>
+    </w:p>
+    <w:p>
+      <w:pPr>
+        <w:pBdr>
+          <w:left w:val="single" w:sz="18" w:space="8" w:color="2E7D32"/>
+        </w:pBdr>
+        <w:shd w:val="clear" w:color="auto" w:fill="EAF5EA"/>
+        <w:spacing w:before="20" w:after="20"/>
+        <w:ind w:left="560"/>
+        <w:rPr>
+          <w:lang w:val="es-CO"/>
+        </w:rPr>
+      </w:pPr>
+      <w:r>
+        <w:rPr>
+          <w:b/>
+          <w:bCs/>
+          <w:sz w:val="20"/>
+          <w:szCs w:val="20"/>
+          <w:lang w:val="es-CO"/>
+        </w:rPr>
+        <w:t>P_dinámica ≈ 1125 Pa</w:t>
+      </w:r>
+    </w:p>
+    <w:p>
+      <w:pPr>
+        <w:pBdr>
+          <w:left w:val="single" w:sz="18" w:space="8" w:color="2E7D32"/>
+        </w:pBdr>
+        <w:shd w:val="clear" w:color="auto" w:fill="EAF5EA"/>
+        <w:spacing w:before="20" w:after="20"/>
+        <w:ind w:left="560"/>
+        <w:rPr>
+          <w:lang w:val="es-CO"/>
+        </w:rPr>
+      </w:pPr>
+      <w:r>
+        <w:rPr>
+          <w:sz w:val="20"/>
+          <w:szCs w:val="20"/>
+          <w:lang w:val="es-CO"/>
+        </w:rPr>
+        <w:t>Comparación: 1125 Pa / 1.013×10⁵ Pa ≈ 1.1% de la presión atmosférica. En términos absolutos la presión dinámica es pequeña frente a la presión atmosférica total, pero es biológicamente significativa: no compite contra P_atm sino contra las fuerzas de adhesión/sujeción (ganchos, mucus, peso relativo) de organismos pequeños y livianos, para los cuales 1125 Pa aplicados sobre su área corporal puede representar una fuerza comparable o superior a su peso, suficiente para arrastrarlos si no están adaptados morfológicamente al flujo.</w:t>
       </w:r>
     </w:p>
     <w:sectPr>
@@ -5460,7 +4161,6 @@
   <w:style w:type="character" w:default="1" w:styleId="DefaultParagraphFont">
     <w:name w:val="Default Paragraph Font"/>
     <w:uiPriority w:val="1"/>
-    <w:semiHidden/>
     <w:unhideWhenUsed/>
   </w:style>
   <w:style w:type="table" w:default="1" w:styleId="TableNormal">
